--- a/hin/docx/008.content.docx
+++ b/hin/docx/008.content.docx
@@ -150,26 +150,6 @@
           <w:lang w:val="hi_IN" w:bidi="hi_IN"/>
         </w:rPr>
         <w:t>कर</w:t>
-      </w:r>
-      <w:r>
-        <w:rPr>
-          <w:lang w:val="hi_IN" w:bidi="hi_IN"/>
-        </w:rPr>
-      </w:r>
-    </w:p>
-    <w:p>
-      <w:pPr/>
-      <w:r>
-        <w:rPr>
-          <w:lang w:val="hi_IN" w:bidi="hi_IN"/>
-        </w:rPr>
-      </w:r>
-      <w:r>
-        <w:rPr>
-          <w:i/>
-          <w:lang w:val="hi_IN" w:bidi="hi_IN"/>
-        </w:rPr>
-        <w:t>क्रूस और फसह, क्रोध</w:t>
       </w:r>
       <w:r>
         <w:rPr>

--- a/hin/docx/008.content.docx
+++ b/hin/docx/008.content.docx
@@ -19,7 +19,7 @@
         <w:rPr>
           <w:lang w:val="hi_IN" w:bidi="hi_IN"/>
         </w:rPr>
-        <w:t>Resource: Study Notes - Themes (Tyndale)</w:t>
+        <w:t>Resource: Tyndale Open Study Notes</w:t>
       </w:r>
       <w:r>
         <w:rPr>
@@ -112,7 +112,7 @@
         <w:rPr>
           <w:lang w:val="hi_IN" w:bidi="hi_IN"/>
         </w:rPr>
-        <w:t>Study Notes - Themes (Tyndale)</w:t>
+        <w:t>Tyndale Open Study Notes</w:t>
       </w:r>
     </w:p>
     <w:p>

--- a/hin/docx/008.content.docx
+++ b/hin/docx/008.content.docx
@@ -149,7 +149,7 @@
         <w:rPr>
           <w:lang w:val="hi_IN" w:bidi="hi_IN"/>
         </w:rPr>
-        <w:t>कर</w:t>
+        <w:t>ख</w:t>
       </w:r>
       <w:r>
         <w:rPr>
@@ -212,7 +212,7 @@
         <w:rPr>
           <w:lang w:val="hi_IN" w:bidi="hi_IN"/>
         </w:rPr>
-        <w:t>क्रूस और फसह</w:t>
+        <w:t>खतना</w:t>
       </w:r>
       <w:r>
         <w:rPr>
@@ -231,7 +231,7 @@
         <w:rPr>
           <w:lang w:val="hi_IN" w:bidi="hi_IN"/>
         </w:rPr>
-        <w:t>यूहन्ना के सुसमाचार की शुरुआत में, यूहन्ना बपतिस्मा देने वाले ने यीशु को "परमेश्वर का मेमना" के रूप में प्रस्तुत किया (</w:t>
+        <w:t xml:space="preserve">बहुत सी प्राचीन संस्कृतियाँ खतना करने की प्रथा का पालन करती थी, जिसमें पुरुष के लिंग के अग्रभाग की चमड़ी को हटा दिया जाता था (देखें </w:t>
       </w:r>
       <w:hyperlink r:id="rId13">
         <w:r>
@@ -242,104 +242,14 @@
             <w:color w:val="0000EE"/>
             <w:u w:val="single"/>
           </w:rPr>
-          <w:t>यूह 1:29</w:t>
+          <w:t>यिर्म 9:25–26</w:t>
         </w:r>
       </w:hyperlink>
       <w:r>
         <w:rPr>
           <w:lang w:val="hi_IN" w:bidi="hi_IN"/>
         </w:rPr>
-        <w:t xml:space="preserve">, </w:t>
-      </w:r>
-      <w:hyperlink r:id="rId14">
-        <w:r>
-          <w:rPr>
-            <w:lang w:val="hi_IN" w:bidi="hi_IN"/>
-          </w:rPr>
-          <w:rPr>
-            <w:color w:val="0000EE"/>
-            <w:u w:val="single"/>
-          </w:rPr>
-          <w:t>36</w:t>
-        </w:r>
-      </w:hyperlink>
-      <w:r>
-        <w:rPr>
-          <w:lang w:val="hi_IN" w:bidi="hi_IN"/>
-        </w:rPr>
-        <w:t>)। यह वाक्यांश प्रतिदिन मन्दिर में बलिदान किए जाने वाले मेमने का सन्दर्भ हो सकता है (</w:t>
-      </w:r>
-      <w:hyperlink r:id="rId15">
-        <w:r>
-          <w:rPr>
-            <w:lang w:val="hi_IN" w:bidi="hi_IN"/>
-          </w:rPr>
-          <w:rPr>
-            <w:color w:val="0000EE"/>
-            <w:u w:val="single"/>
-          </w:rPr>
-          <w:t>निर्ग 29:38–46</w:t>
-        </w:r>
-      </w:hyperlink>
-      <w:r>
-        <w:rPr>
-          <w:lang w:val="hi_IN" w:bidi="hi_IN"/>
-        </w:rPr>
-        <w:t xml:space="preserve">)। या यह </w:t>
-      </w:r>
-      <w:hyperlink r:id="rId16">
-        <w:r>
-          <w:rPr>
-            <w:lang w:val="hi_IN" w:bidi="hi_IN"/>
-          </w:rPr>
-          <w:rPr>
-            <w:color w:val="0000EE"/>
-            <w:u w:val="single"/>
-          </w:rPr>
-          <w:t>यशा 53:7</w:t>
-        </w:r>
-      </w:hyperlink>
-      <w:r>
-        <w:rPr>
-          <w:lang w:val="hi_IN" w:bidi="hi_IN"/>
-        </w:rPr>
-        <w:t xml:space="preserve"> में वर्णित बलिदान के मेमने को संदर्भित कर सकता है (देखें </w:t>
-      </w:r>
-      <w:hyperlink r:id="rId17">
-        <w:r>
-          <w:rPr>
-            <w:lang w:val="hi_IN" w:bidi="hi_IN"/>
-          </w:rPr>
-          <w:rPr>
-            <w:color w:val="0000EE"/>
-            <w:u w:val="single"/>
-          </w:rPr>
-          <w:t>प्रेरि 8:32–35</w:t>
-        </w:r>
-      </w:hyperlink>
-      <w:r>
-        <w:rPr>
-          <w:lang w:val="hi_IN" w:bidi="hi_IN"/>
-        </w:rPr>
-        <w:t xml:space="preserve">; </w:t>
-      </w:r>
-      <w:hyperlink r:id="rId18">
-        <w:r>
-          <w:rPr>
-            <w:lang w:val="hi_IN" w:bidi="hi_IN"/>
-          </w:rPr>
-          <w:rPr>
-            <w:color w:val="0000EE"/>
-            <w:u w:val="single"/>
-          </w:rPr>
-          <w:t>प्रका 5:5–14</w:t>
-        </w:r>
-      </w:hyperlink>
-      <w:r>
-        <w:rPr>
-          <w:lang w:val="hi_IN" w:bidi="hi_IN"/>
-        </w:rPr>
-        <w:t>)। दोनों बलिदान पाप से उद्धार और क्षमा का प्रतिनिधित्व करते हैं।</w:t>
+        <w:t>)।</w:t>
       </w:r>
     </w:p>
     <w:p>
@@ -353,9 +263,9 @@
         <w:rPr>
           <w:lang w:val="hi_IN" w:bidi="hi_IN"/>
         </w:rPr>
-        <w:t xml:space="preserve">फिर भी, यह सब प्रेरित यूहन्ना का उद्देश्य नहीं था। यूहन्ना ने यीशु को फसह के मेमने के रूप में प्रस्तुत किया। इस मेमने की मृत्यु फसह के समय की केन्द्रीय घटना है (देखें </w:t>
-      </w:r>
-      <w:hyperlink r:id="rId19">
+        <w:t>परमेश्वर ने खतने को वाचा (एक विशेष वाचा) का चिन्ह चुना, जो वंशजों पर केन्द्रित था। परमेश्वर ने अब्राहम और उसके वंशजों को एक बड़ी जाति बनाने और उन्हें गैर-यहूदी जातियों को छुड़ाने के लिए उपयोग करने का वादा किया (</w:t>
+      </w:r>
+      <w:hyperlink r:id="rId14">
         <w:r>
           <w:rPr>
             <w:lang w:val="hi_IN" w:bidi="hi_IN"/>
@@ -364,16 +274,10 @@
             <w:color w:val="0000EE"/>
             <w:u w:val="single"/>
           </w:rPr>
-          <w:t>निर्ग 12:43–47</w:t>
+          <w:t xml:space="preserve">उत 12:2, </w:t>
         </w:r>
       </w:hyperlink>
-      <w:r>
-        <w:rPr>
-          <w:lang w:val="hi_IN" w:bidi="hi_IN"/>
-        </w:rPr>
-        <w:t xml:space="preserve">; </w:t>
-      </w:r>
-      <w:hyperlink r:id="rId20">
+      <w:hyperlink r:id="rId15">
         <w:r>
           <w:rPr>
             <w:lang w:val="hi_IN" w:bidi="hi_IN"/>
@@ -382,7 +286,7 @@
             <w:color w:val="0000EE"/>
             <w:u w:val="single"/>
           </w:rPr>
-          <w:t>लूका 22:7</w:t>
+          <w:t>3</w:t>
         </w:r>
       </w:hyperlink>
       <w:r>
@@ -391,7 +295,7 @@
         </w:rPr>
         <w:t xml:space="preserve">; </w:t>
       </w:r>
-      <w:hyperlink r:id="rId21">
+      <w:hyperlink r:id="rId16">
         <w:r>
           <w:rPr>
             <w:lang w:val="hi_IN" w:bidi="hi_IN"/>
@@ -400,14 +304,50 @@
             <w:color w:val="0000EE"/>
             <w:u w:val="single"/>
           </w:rPr>
-          <w:t>1 कुरि 5:7</w:t>
+          <w:t>17:3–6</w:t>
         </w:r>
       </w:hyperlink>
       <w:r>
         <w:rPr>
           <w:lang w:val="hi_IN" w:bidi="hi_IN"/>
         </w:rPr>
-        <w:t>)।</w:t>
+        <w:t xml:space="preserve">; देखें </w:t>
+      </w:r>
+      <w:hyperlink r:id="rId17">
+        <w:r>
+          <w:rPr>
+            <w:lang w:val="hi_IN" w:bidi="hi_IN"/>
+          </w:rPr>
+          <w:rPr>
+            <w:color w:val="0000EE"/>
+            <w:u w:val="single"/>
+          </w:rPr>
+          <w:t>गला 3:8–9</w:t>
+        </w:r>
+      </w:hyperlink>
+      <w:r>
+        <w:rPr>
+          <w:lang w:val="hi_IN" w:bidi="hi_IN"/>
+        </w:rPr>
+        <w:t>)। खतना परमेश्वर की ओर से शरीर पर दिया गया चिन्ह था। यह अब्राहम और उसके वंशजों को परमेश्वर की प्रजा के रूप में पहचान दिलाता था (</w:t>
+      </w:r>
+      <w:hyperlink r:id="rId18">
+        <w:r>
+          <w:rPr>
+            <w:lang w:val="hi_IN" w:bidi="hi_IN"/>
+          </w:rPr>
+          <w:rPr>
+            <w:color w:val="0000EE"/>
+            <w:u w:val="single"/>
+          </w:rPr>
+          <w:t>उत 17:9–14</w:t>
+        </w:r>
+      </w:hyperlink>
+      <w:r>
+        <w:rPr>
+          <w:lang w:val="hi_IN" w:bidi="hi_IN"/>
+        </w:rPr>
+        <w:t>)। यह उन्हें वाचा के प्रति विश्वासयोग्य बने रहने के लिए स्मरण दिलाता था।</w:t>
       </w:r>
     </w:p>
     <w:p>
@@ -421,7 +361,61 @@
         <w:rPr>
           <w:lang w:val="hi_IN" w:bidi="hi_IN"/>
         </w:rPr>
-        <w:t xml:space="preserve">पहली सदी में, यहूदी हर वसन्त में यरूशलेम की यात्रा करते थे ताकि फसह का उत्सव मना सकें और एक बार फिर से मिस्र से निर्गमन की कहानी पढ़ सकें (देखें </w:t>
+        <w:t>उन्होंने वाचा के समुदाय में सम्मिलित होने पर वयस्क पुरुषों का खतना किया (</w:t>
+      </w:r>
+      <w:hyperlink r:id="rId19">
+        <w:r>
+          <w:rPr>
+            <w:lang w:val="hi_IN" w:bidi="hi_IN"/>
+          </w:rPr>
+          <w:rPr>
+            <w:color w:val="0000EE"/>
+            <w:u w:val="single"/>
+          </w:rPr>
+          <w:t>उत 17:23–27</w:t>
+        </w:r>
+      </w:hyperlink>
+      <w:r>
+        <w:rPr>
+          <w:lang w:val="hi_IN" w:bidi="hi_IN"/>
+        </w:rPr>
+        <w:t xml:space="preserve">; </w:t>
+      </w:r>
+      <w:hyperlink r:id="rId20">
+        <w:r>
+          <w:rPr>
+            <w:lang w:val="hi_IN" w:bidi="hi_IN"/>
+          </w:rPr>
+          <w:rPr>
+            <w:color w:val="0000EE"/>
+            <w:u w:val="single"/>
+          </w:rPr>
+          <w:t>निर्ग 12:48</w:t>
+        </w:r>
+      </w:hyperlink>
+      <w:r>
+        <w:rPr>
+          <w:lang w:val="hi_IN" w:bidi="hi_IN"/>
+        </w:rPr>
+        <w:t xml:space="preserve">; </w:t>
+      </w:r>
+      <w:hyperlink r:id="rId21">
+        <w:r>
+          <w:rPr>
+            <w:lang w:val="hi_IN" w:bidi="hi_IN"/>
+          </w:rPr>
+          <w:rPr>
+            <w:color w:val="0000EE"/>
+            <w:u w:val="single"/>
+          </w:rPr>
+          <w:t>यहो 5:3–7</w:t>
+        </w:r>
+      </w:hyperlink>
+      <w:r>
+        <w:rPr>
+          <w:lang w:val="hi_IN" w:bidi="hi_IN"/>
+        </w:rPr>
+        <w:t>)। लेकिन यह सामान्यतः शिशुओं के लिए किया जाता था (</w:t>
       </w:r>
       <w:hyperlink r:id="rId22">
         <w:r>
@@ -432,14 +426,14 @@
             <w:color w:val="0000EE"/>
             <w:u w:val="single"/>
           </w:rPr>
-          <w:t>निर्ग 12–15</w:t>
+          <w:t>उत 21:4</w:t>
         </w:r>
       </w:hyperlink>
       <w:r>
         <w:rPr>
           <w:lang w:val="hi_IN" w:bidi="hi_IN"/>
         </w:rPr>
-        <w:t>)। जब परमेश्वर ने इस्राएलियों को मिस्र से बचाया, तो उन्होंने अपने दरवाजों पर मेमने का लहू लगाया था। इस कार्य ने प्रत्येक घर के अन्दर रहने वालों को मृत्यु से बचाया (</w:t>
+        <w:t xml:space="preserve">; </w:t>
       </w:r>
       <w:hyperlink r:id="rId23">
         <w:r>
@@ -450,14 +444,14 @@
             <w:color w:val="0000EE"/>
             <w:u w:val="single"/>
           </w:rPr>
-          <w:t>निर्ग 12</w:t>
+          <w:t>लैव्य 12:3</w:t>
         </w:r>
       </w:hyperlink>
       <w:r>
         <w:rPr>
           <w:lang w:val="hi_IN" w:bidi="hi_IN"/>
         </w:rPr>
-        <w:t>)। जो यहूदी फसह के लिए यरूशलेम आते थे, उन्हें बलिदान के लिए एक निर्दोष युवा मेमना देना होता था। मेमने में कोई बीमारी या टूटी हड्डियाँ नहीं होनी चाहिए।</w:t>
+        <w:t>)। शिशु परमेश्वर की प्रतिज्ञाओं को प्राप्त करते थे और वे अपने माता-पिता के द्वारा वाचा के समुदाय में सम्मिलित होते थे।</w:t>
       </w:r>
     </w:p>
     <w:p>
@@ -471,7 +465,25 @@
         <w:rPr>
           <w:lang w:val="hi_IN" w:bidi="hi_IN"/>
         </w:rPr>
-        <w:t>यीशु ने अपने अन्तिम फसह भोजन का उपयोग यह दिखाने के लिए किया कि उनकी बलिदानी मृत्यु इस पर्व को नया अर्थ देगी (</w:t>
+        <w:t>परमेश्वर की आशीषें प्राप्त करने के लिए विश्वास आवश्यक था। यह इश्माएल और इसहाक, एसाव और याकूब तथा यूसुफ और उसके भाइयों के बीच मतभेद से प्रकट होता है। गैर-इस्राएली भी इस्राएल की वाचा में सम्मिलित हो सकते थे (</w:t>
+      </w:r>
+      <w:hyperlink r:id="rId20">
+        <w:r>
+          <w:rPr>
+            <w:lang w:val="hi_IN" w:bidi="hi_IN"/>
+          </w:rPr>
+          <w:rPr>
+            <w:color w:val="0000EE"/>
+            <w:u w:val="single"/>
+          </w:rPr>
+          <w:t>निर्ग 12:48</w:t>
+        </w:r>
+      </w:hyperlink>
+      <w:r>
+        <w:rPr>
+          <w:lang w:val="hi_IN" w:bidi="hi_IN"/>
+        </w:rPr>
+        <w:t xml:space="preserve">; तुलना करें </w:t>
       </w:r>
       <w:hyperlink r:id="rId24">
         <w:r>
@@ -482,14 +494,14 @@
             <w:color w:val="0000EE"/>
             <w:u w:val="single"/>
           </w:rPr>
-          <w:t>मर 14:17–25</w:t>
+          <w:t>उत 34:15–24</w:t>
         </w:r>
       </w:hyperlink>
       <w:r>
         <w:rPr>
           <w:lang w:val="hi_IN" w:bidi="hi_IN"/>
         </w:rPr>
-        <w:t>)। उनके क्रूसीकरण पर, उन्होंने यीशु के पैर नहीं तोड़ें, जो अक्सर फसह नियम को पूरा करने के लिए किया जाता था (</w:t>
+        <w:t xml:space="preserve">)। खतना उनकी आराधना करनेवाले समाज में सम्मिलित होने की पहचान थी (उदाहरण के लिए, </w:t>
       </w:r>
       <w:hyperlink r:id="rId25">
         <w:r>
@@ -500,50 +512,14 @@
             <w:color w:val="0000EE"/>
             <w:u w:val="single"/>
           </w:rPr>
-          <w:t>यूह 19:31–33</w:t>
+          <w:t>निर्ग 12:44</w:t>
         </w:r>
       </w:hyperlink>
       <w:r>
         <w:rPr>
           <w:lang w:val="hi_IN" w:bidi="hi_IN"/>
         </w:rPr>
-        <w:t xml:space="preserve">; देखें </w:t>
-      </w:r>
-      <w:hyperlink r:id="rId26">
-        <w:r>
-          <w:rPr>
-            <w:lang w:val="hi_IN" w:bidi="hi_IN"/>
-          </w:rPr>
-          <w:rPr>
-            <w:color w:val="0000EE"/>
-            <w:u w:val="single"/>
-          </w:rPr>
-          <w:t>निर्ग 12:46</w:t>
-        </w:r>
-      </w:hyperlink>
-      <w:r>
-        <w:rPr>
-          <w:lang w:val="hi_IN" w:bidi="hi_IN"/>
-        </w:rPr>
-        <w:t>)। उसके घावों से लहू बहता गया (</w:t>
-      </w:r>
-      <w:hyperlink r:id="rId27">
-        <w:r>
-          <w:rPr>
-            <w:lang w:val="hi_IN" w:bidi="hi_IN"/>
-          </w:rPr>
-          <w:rPr>
-            <w:color w:val="0000EE"/>
-            <w:u w:val="single"/>
-          </w:rPr>
-          <w:t>यूह 19:34</w:t>
-        </w:r>
-      </w:hyperlink>
-      <w:r>
-        <w:rPr>
-          <w:lang w:val="hi_IN" w:bidi="hi_IN"/>
-        </w:rPr>
-        <w:t>)। इससे यह दिखाया गया कि वे दूसरों के लिए अपना जीवन दे रहे थे। मिस्र में फसह के दौरान यहूदियों के परिवारों को बचाने के लिए एक मेमना मरा था। इसी प्रकार, परमेश्वर के पुत्र की क्रूस पर मृत्यु संसार में उद्धार को लाती है।</w:t>
+        <w:t>)।</w:t>
       </w:r>
     </w:p>
     <w:p>
@@ -555,10 +531,40 @@
       </w:r>
       <w:r>
         <w:rPr>
-          <w:u w:val="single"/>
-          <w:lang w:val="hi_IN" w:bidi="hi_IN"/>
-        </w:rPr>
-        <w:t>अधिक अध्ययन के लिए पद्द्यांश</w:t>
+          <w:lang w:val="hi_IN" w:bidi="hi_IN"/>
+        </w:rPr>
+        <w:t>खतना, इस्राएल को प्राकृतिक अशुद्धता से अलग रहने को स्मरण दिलाने में सहायता करता था। परमेश्वर के लोगों को वाचा, अपने परिवार और अपने विवाह के प्रति विश्वासयोग्य रहना था। वाचा के बाहर, बिना खतना किए हुए लोगों से विवाह करना वाचा का उल्लंघन था। जो पुरुष खतना (एक प्रतीकात्मक शारीरिक कट ) करवाने से इनकार करता था, उसे परमेश्वर की आज्ञा न मानने के कारण वाचा के लोगों में से निकाल दिया जाता था ("</w:t>
+      </w:r>
+      <w:r>
+        <w:rPr>
+          <w:i/>
+          <w:lang w:val="hi_IN" w:bidi="hi_IN"/>
+        </w:rPr>
+        <w:t>नाश किया जाए"</w:t>
+      </w:r>
+      <w:r>
+        <w:rPr>
+          <w:lang w:val="hi_IN" w:bidi="hi_IN"/>
+        </w:rPr>
+        <w:t>) (</w:t>
+      </w:r>
+      <w:hyperlink r:id="rId26">
+        <w:r>
+          <w:rPr>
+            <w:lang w:val="hi_IN" w:bidi="hi_IN"/>
+          </w:rPr>
+          <w:rPr>
+            <w:color w:val="0000EE"/>
+            <w:u w:val="single"/>
+          </w:rPr>
+          <w:t>उत 17:14</w:t>
+        </w:r>
+      </w:hyperlink>
+      <w:r>
+        <w:rPr>
+          <w:lang w:val="hi_IN" w:bidi="hi_IN"/>
+        </w:rPr>
+        <w:t>)।</w:t>
       </w:r>
     </w:p>
     <w:p>
@@ -568,6 +574,30 @@
           <w:lang w:val="hi_IN" w:bidi="hi_IN"/>
         </w:rPr>
       </w:r>
+      <w:r>
+        <w:rPr>
+          <w:lang w:val="hi_IN" w:bidi="hi_IN"/>
+        </w:rPr>
+        <w:t>खतना संसार से अलगाव, पवित्रता और वाचा के प्रति विश्वासयोग्यता का प्रतीक है। यह "हृदय के खतना" का एक प्रभावशाली रूपक प्रस्तुत करता है। इसका अर्थ है परमेश्वर के प्रति समर्पित हृदय जो उनके लिए अलग किया गया हो, न कि हठीला और विरोधी (</w:t>
+      </w:r>
+      <w:hyperlink r:id="rId27">
+        <w:r>
+          <w:rPr>
+            <w:lang w:val="hi_IN" w:bidi="hi_IN"/>
+          </w:rPr>
+          <w:rPr>
+            <w:color w:val="0000EE"/>
+            <w:u w:val="single"/>
+          </w:rPr>
+          <w:t>लैव्य 26:41</w:t>
+        </w:r>
+      </w:hyperlink>
+      <w:r>
+        <w:rPr>
+          <w:lang w:val="hi_IN" w:bidi="hi_IN"/>
+        </w:rPr>
+        <w:t xml:space="preserve">; </w:t>
+      </w:r>
       <w:hyperlink r:id="rId28">
         <w:r>
           <w:rPr>
@@ -577,7 +607,7 @@
             <w:color w:val="0000EE"/>
             <w:u w:val="single"/>
           </w:rPr>
-          <w:t>निर्गमन 12:1–13:16</w:t>
+          <w:t>व्य.वि. 30:6</w:t>
         </w:r>
       </w:hyperlink>
       <w:r>
@@ -586,7 +616,7 @@
         </w:rPr>
         <w:t xml:space="preserve">; </w:t>
       </w:r>
-      <w:hyperlink r:id="rId15">
+      <w:hyperlink r:id="rId29">
         <w:r>
           <w:rPr>
             <w:lang w:val="hi_IN" w:bidi="hi_IN"/>
@@ -595,7 +625,7 @@
             <w:color w:val="0000EE"/>
             <w:u w:val="single"/>
           </w:rPr>
-          <w:t>29:38–46</w:t>
+          <w:t>यिर्म 4:4</w:t>
         </w:r>
       </w:hyperlink>
       <w:r>
@@ -604,7 +634,7 @@
         </w:rPr>
         <w:t xml:space="preserve">; </w:t>
       </w:r>
-      <w:hyperlink r:id="rId29">
+      <w:hyperlink r:id="rId30">
         <w:r>
           <w:rPr>
             <w:lang w:val="hi_IN" w:bidi="hi_IN"/>
@@ -613,7 +643,7 @@
             <w:color w:val="0000EE"/>
             <w:u w:val="single"/>
           </w:rPr>
-          <w:t>गिनती 9:1–14</w:t>
+          <w:t>9:26</w:t>
         </w:r>
       </w:hyperlink>
       <w:r>
@@ -622,7 +652,7 @@
         </w:rPr>
         <w:t xml:space="preserve">; </w:t>
       </w:r>
-      <w:hyperlink r:id="rId30">
+      <w:hyperlink r:id="rId31">
         <w:r>
           <w:rPr>
             <w:lang w:val="hi_IN" w:bidi="hi_IN"/>
@@ -631,16 +661,16 @@
             <w:color w:val="0000EE"/>
             <w:u w:val="single"/>
           </w:rPr>
-          <w:t>व्यवस्थाविवरण 16:1–8</w:t>
+          <w:t>इफि 2:11</w:t>
         </w:r>
       </w:hyperlink>
       <w:r>
         <w:rPr>
           <w:lang w:val="hi_IN" w:bidi="hi_IN"/>
         </w:rPr>
-        <w:t xml:space="preserve">; </w:t>
-      </w:r>
-      <w:hyperlink r:id="rId31">
+        <w:t xml:space="preserve">)। हृदय का खतना, उद्धार और परमेश्वर के साथ संगति को दर्शाता है (देखें </w:t>
+      </w:r>
+      <w:hyperlink r:id="rId32">
         <w:r>
           <w:rPr>
             <w:lang w:val="hi_IN" w:bidi="hi_IN"/>
@@ -649,7 +679,7 @@
             <w:color w:val="0000EE"/>
             <w:u w:val="single"/>
           </w:rPr>
-          <w:t>2 राजाओं 23:21–23</w:t>
+          <w:t>यहेज 18:31–32</w:t>
         </w:r>
       </w:hyperlink>
       <w:r>
@@ -658,7 +688,7 @@
         </w:rPr>
         <w:t xml:space="preserve">; </w:t>
       </w:r>
-      <w:hyperlink r:id="rId32">
+      <w:hyperlink r:id="rId33">
         <w:r>
           <w:rPr>
             <w:lang w:val="hi_IN" w:bidi="hi_IN"/>
@@ -667,7 +697,7 @@
             <w:color w:val="0000EE"/>
             <w:u w:val="single"/>
           </w:rPr>
-          <w:t>2 इतिहास 30:1–27</w:t>
+          <w:t>36:25–27</w:t>
         </w:r>
       </w:hyperlink>
       <w:r>
@@ -676,7 +706,7 @@
         </w:rPr>
         <w:t xml:space="preserve">; </w:t>
       </w:r>
-      <w:hyperlink r:id="rId33">
+      <w:hyperlink r:id="rId34">
         <w:r>
           <w:rPr>
             <w:lang w:val="hi_IN" w:bidi="hi_IN"/>
@@ -685,7 +715,7 @@
             <w:color w:val="0000EE"/>
             <w:u w:val="single"/>
           </w:rPr>
-          <w:t>एज्रा 6:19–21</w:t>
+          <w:t>रोम 2:28–29</w:t>
         </w:r>
       </w:hyperlink>
       <w:r>
@@ -694,7 +724,7 @@
         </w:rPr>
         <w:t xml:space="preserve">; </w:t>
       </w:r>
-      <w:hyperlink r:id="rId16">
+      <w:hyperlink r:id="rId35">
         <w:r>
           <w:rPr>
             <w:lang w:val="hi_IN" w:bidi="hi_IN"/>
@@ -703,252 +733,14 @@
             <w:color w:val="0000EE"/>
             <w:u w:val="single"/>
           </w:rPr>
-          <w:t>यशायाह 53:7</w:t>
+          <w:t>4:11</w:t>
         </w:r>
       </w:hyperlink>
       <w:r>
         <w:rPr>
           <w:lang w:val="hi_IN" w:bidi="hi_IN"/>
         </w:rPr>
-        <w:t xml:space="preserve">; </w:t>
-      </w:r>
-      <w:hyperlink r:id="rId34">
-        <w:r>
-          <w:rPr>
-            <w:lang w:val="hi_IN" w:bidi="hi_IN"/>
-          </w:rPr>
-          <w:rPr>
-            <w:color w:val="0000EE"/>
-            <w:u w:val="single"/>
-          </w:rPr>
-          <w:t>यहेजकेल 45:21–22</w:t>
-        </w:r>
-      </w:hyperlink>
-      <w:r>
-        <w:rPr>
-          <w:lang w:val="hi_IN" w:bidi="hi_IN"/>
-        </w:rPr>
-        <w:t xml:space="preserve">; </w:t>
-      </w:r>
-      <w:hyperlink r:id="rId35">
-        <w:r>
-          <w:rPr>
-            <w:lang w:val="hi_IN" w:bidi="hi_IN"/>
-          </w:rPr>
-          <w:rPr>
-            <w:color w:val="0000EE"/>
-            <w:u w:val="single"/>
-          </w:rPr>
-          <w:t>मत्ती 26:2</w:t>
-        </w:r>
-      </w:hyperlink>
-      <w:r>
-        <w:rPr>
-          <w:lang w:val="hi_IN" w:bidi="hi_IN"/>
-        </w:rPr>
-        <w:t xml:space="preserve">, </w:t>
-      </w:r>
-      <w:hyperlink r:id="rId36">
-        <w:r>
-          <w:rPr>
-            <w:lang w:val="hi_IN" w:bidi="hi_IN"/>
-          </w:rPr>
-          <w:rPr>
-            <w:color w:val="0000EE"/>
-            <w:u w:val="single"/>
-          </w:rPr>
-          <w:t>17–19</w:t>
-        </w:r>
-      </w:hyperlink>
-      <w:r>
-        <w:rPr>
-          <w:lang w:val="hi_IN" w:bidi="hi_IN"/>
-        </w:rPr>
-        <w:t xml:space="preserve">; </w:t>
-      </w:r>
-      <w:hyperlink r:id="rId37">
-        <w:r>
-          <w:rPr>
-            <w:lang w:val="hi_IN" w:bidi="hi_IN"/>
-          </w:rPr>
-          <w:rPr>
-            <w:color w:val="0000EE"/>
-            <w:u w:val="single"/>
-          </w:rPr>
-          <w:t>मरकुस 14:17–31</w:t>
-        </w:r>
-      </w:hyperlink>
-      <w:r>
-        <w:rPr>
-          <w:lang w:val="hi_IN" w:bidi="hi_IN"/>
-        </w:rPr>
-        <w:t xml:space="preserve">; </w:t>
-      </w:r>
-      <w:hyperlink r:id="rId38">
-        <w:r>
-          <w:rPr>
-            <w:lang w:val="hi_IN" w:bidi="hi_IN"/>
-          </w:rPr>
-          <w:rPr>
-            <w:color w:val="0000EE"/>
-            <w:u w:val="single"/>
-          </w:rPr>
-          <w:t>लूका 22:14–30</w:t>
-        </w:r>
-      </w:hyperlink>
-      <w:r>
-        <w:rPr>
-          <w:lang w:val="hi_IN" w:bidi="hi_IN"/>
-        </w:rPr>
-        <w:t xml:space="preserve">; </w:t>
-      </w:r>
-      <w:hyperlink r:id="rId13">
-        <w:r>
-          <w:rPr>
-            <w:lang w:val="hi_IN" w:bidi="hi_IN"/>
-          </w:rPr>
-          <w:rPr>
-            <w:color w:val="0000EE"/>
-            <w:u w:val="single"/>
-          </w:rPr>
-          <w:t>यूहन्ना 1:29</w:t>
-        </w:r>
-      </w:hyperlink>
-      <w:r>
-        <w:rPr>
-          <w:lang w:val="hi_IN" w:bidi="hi_IN"/>
-        </w:rPr>
-        <w:t xml:space="preserve">, </w:t>
-      </w:r>
-      <w:hyperlink r:id="rId14">
-        <w:r>
-          <w:rPr>
-            <w:lang w:val="hi_IN" w:bidi="hi_IN"/>
-          </w:rPr>
-          <w:rPr>
-            <w:color w:val="0000EE"/>
-            <w:u w:val="single"/>
-          </w:rPr>
-          <w:t>36</w:t>
-        </w:r>
-      </w:hyperlink>
-      <w:r>
-        <w:rPr>
-          <w:lang w:val="hi_IN" w:bidi="hi_IN"/>
-        </w:rPr>
-        <w:t xml:space="preserve">; </w:t>
-      </w:r>
-      <w:hyperlink r:id="rId39">
-        <w:r>
-          <w:rPr>
-            <w:lang w:val="hi_IN" w:bidi="hi_IN"/>
-          </w:rPr>
-          <w:rPr>
-            <w:color w:val="0000EE"/>
-            <w:u w:val="single"/>
-          </w:rPr>
-          <w:t>यूहन्ना 19:17–36</w:t>
-        </w:r>
-      </w:hyperlink>
-      <w:r>
-        <w:rPr>
-          <w:lang w:val="hi_IN" w:bidi="hi_IN"/>
-        </w:rPr>
-        <w:t xml:space="preserve">; </w:t>
-      </w:r>
-      <w:hyperlink r:id="rId17">
-        <w:r>
-          <w:rPr>
-            <w:lang w:val="hi_IN" w:bidi="hi_IN"/>
-          </w:rPr>
-          <w:rPr>
-            <w:color w:val="0000EE"/>
-            <w:u w:val="single"/>
-          </w:rPr>
-          <w:t>प्रेरितों के काम 8:32–35</w:t>
-        </w:r>
-      </w:hyperlink>
-      <w:r>
-        <w:rPr>
-          <w:lang w:val="hi_IN" w:bidi="hi_IN"/>
-        </w:rPr>
-        <w:t xml:space="preserve">; </w:t>
-      </w:r>
-      <w:hyperlink r:id="rId40">
-        <w:r>
-          <w:rPr>
-            <w:lang w:val="hi_IN" w:bidi="hi_IN"/>
-          </w:rPr>
-          <w:rPr>
-            <w:color w:val="0000EE"/>
-            <w:u w:val="single"/>
-          </w:rPr>
-          <w:t>12:3–4</w:t>
-        </w:r>
-      </w:hyperlink>
-      <w:r>
-        <w:rPr>
-          <w:lang w:val="hi_IN" w:bidi="hi_IN"/>
-        </w:rPr>
-        <w:t xml:space="preserve">; </w:t>
-      </w:r>
-      <w:hyperlink r:id="rId41">
-        <w:r>
-          <w:rPr>
-            <w:lang w:val="hi_IN" w:bidi="hi_IN"/>
-          </w:rPr>
-          <w:rPr>
-            <w:color w:val="0000EE"/>
-            <w:u w:val="single"/>
-          </w:rPr>
-          <w:t>1 कुरिन्थियों 5:7–8</w:t>
-        </w:r>
-      </w:hyperlink>
-      <w:r>
-        <w:rPr>
-          <w:lang w:val="hi_IN" w:bidi="hi_IN"/>
-        </w:rPr>
-        <w:t xml:space="preserve">; </w:t>
-      </w:r>
-      <w:hyperlink r:id="rId42">
-        <w:r>
-          <w:rPr>
-            <w:lang w:val="hi_IN" w:bidi="hi_IN"/>
-          </w:rPr>
-          <w:rPr>
-            <w:color w:val="0000EE"/>
-            <w:u w:val="single"/>
-          </w:rPr>
-          <w:t>इब्रानियों 11:28</w:t>
-        </w:r>
-      </w:hyperlink>
-      <w:r>
-        <w:rPr>
-          <w:lang w:val="hi_IN" w:bidi="hi_IN"/>
-        </w:rPr>
-        <w:t xml:space="preserve">; </w:t>
-      </w:r>
-      <w:hyperlink r:id="rId18">
-        <w:r>
-          <w:rPr>
-            <w:lang w:val="hi_IN" w:bidi="hi_IN"/>
-          </w:rPr>
-          <w:rPr>
-            <w:color w:val="0000EE"/>
-            <w:u w:val="single"/>
-          </w:rPr>
-          <w:t>प्रकाशितवाक्य 5:5–14</w:t>
-        </w:r>
-      </w:hyperlink>
-      <w:r>
-        <w:rPr>
-          <w:lang w:val="hi_IN" w:bidi="hi_IN"/>
-        </w:rPr>
-      </w:r>
-      <w:r>
-        <w:rPr>
-          <w:lang w:val="hi_IN" w:bidi="hi_IN"/>
-        </w:rPr>
+        <w:t>)।</w:t>
       </w:r>
     </w:p>
     <w:p>
@@ -958,21 +750,155 @@
           <w:lang w:val="hi_IN" w:bidi="hi_IN"/>
         </w:rPr>
       </w:r>
-    </w:p>
-    <w:p>
-      <w:pPr>
-        <w:pStyle w:val="Heading2"/>
-      </w:pPr>
-      <w:r>
-        <w:rPr>
-          <w:lang w:val="hi_IN" w:bidi="hi_IN"/>
-        </w:rPr>
-        <w:t>क्रोध</w:t>
-      </w:r>
-      <w:r>
-        <w:rPr>
-          <w:lang w:val="hi_IN" w:bidi="hi_IN"/>
-        </w:rPr>
+      <w:r>
+        <w:rPr>
+          <w:lang w:val="hi_IN" w:bidi="hi_IN"/>
+        </w:rPr>
+        <w:t>जब यीशु मसीह ने परमेश्वर की नई वाचा स्थापित की, तब उन्होंने पुरानी वाचा की माँग को पूरी की। अन्यजाति मसीहियों को खतना करवाने की आवश्यकता नहीं है क्योंकि यीशु में विश्वास करने से वे परमेश्वर के लोगों का हिस्सा बन जाते हैं (</w:t>
+      </w:r>
+      <w:hyperlink r:id="rId36">
+        <w:r>
+          <w:rPr>
+            <w:lang w:val="hi_IN" w:bidi="hi_IN"/>
+          </w:rPr>
+          <w:rPr>
+            <w:color w:val="0000EE"/>
+            <w:u w:val="single"/>
+          </w:rPr>
+          <w:t>प्रेरि 15:1–29</w:t>
+        </w:r>
+      </w:hyperlink>
+      <w:r>
+        <w:rPr>
+          <w:lang w:val="hi_IN" w:bidi="hi_IN"/>
+        </w:rPr>
+        <w:t xml:space="preserve">; </w:t>
+      </w:r>
+      <w:hyperlink r:id="rId37">
+        <w:r>
+          <w:rPr>
+            <w:lang w:val="hi_IN" w:bidi="hi_IN"/>
+          </w:rPr>
+          <w:rPr>
+            <w:color w:val="0000EE"/>
+            <w:u w:val="single"/>
+          </w:rPr>
+          <w:t>रोम 2:25–29</w:t>
+        </w:r>
+      </w:hyperlink>
+      <w:r>
+        <w:rPr>
+          <w:lang w:val="hi_IN" w:bidi="hi_IN"/>
+        </w:rPr>
+        <w:t xml:space="preserve">; </w:t>
+      </w:r>
+      <w:hyperlink r:id="rId38">
+        <w:r>
+          <w:rPr>
+            <w:lang w:val="hi_IN" w:bidi="hi_IN"/>
+          </w:rPr>
+          <w:rPr>
+            <w:color w:val="0000EE"/>
+            <w:u w:val="single"/>
+          </w:rPr>
+          <w:t>गला 2:1–10</w:t>
+        </w:r>
+      </w:hyperlink>
+      <w:r>
+        <w:rPr>
+          <w:lang w:val="hi_IN" w:bidi="hi_IN"/>
+        </w:rPr>
+        <w:t xml:space="preserve">; </w:t>
+      </w:r>
+      <w:hyperlink r:id="rId39">
+        <w:r>
+          <w:rPr>
+            <w:lang w:val="hi_IN" w:bidi="hi_IN"/>
+          </w:rPr>
+          <w:rPr>
+            <w:color w:val="0000EE"/>
+            <w:u w:val="single"/>
+          </w:rPr>
+          <w:t>6:15</w:t>
+        </w:r>
+      </w:hyperlink>
+      <w:r>
+        <w:rPr>
+          <w:lang w:val="hi_IN" w:bidi="hi_IN"/>
+        </w:rPr>
+        <w:t xml:space="preserve">; </w:t>
+      </w:r>
+      <w:hyperlink r:id="rId40">
+        <w:r>
+          <w:rPr>
+            <w:lang w:val="hi_IN" w:bidi="hi_IN"/>
+          </w:rPr>
+          <w:rPr>
+            <w:color w:val="0000EE"/>
+            <w:u w:val="single"/>
+          </w:rPr>
+          <w:t>कुल 2:11–12</w:t>
+        </w:r>
+      </w:hyperlink>
+      <w:r>
+        <w:rPr>
+          <w:lang w:val="hi_IN" w:bidi="hi_IN"/>
+        </w:rPr>
+        <w:t xml:space="preserve">)। मनुष्य को परमेश्वर और उसकी प्रतिज्ञाओं पर भरोसा करना चाहिए, पापपूर्ण आचरण और सांसारिक प्रथा को त्यागना चाहिए और विश्वास के द्वारा एक नया जीवन जीना चाहिए (देखें </w:t>
+      </w:r>
+      <w:hyperlink r:id="rId41">
+        <w:r>
+          <w:rPr>
+            <w:lang w:val="hi_IN" w:bidi="hi_IN"/>
+          </w:rPr>
+          <w:rPr>
+            <w:color w:val="0000EE"/>
+            <w:u w:val="single"/>
+          </w:rPr>
+          <w:t>यिर्म 31:33–34</w:t>
+        </w:r>
+      </w:hyperlink>
+      <w:r>
+        <w:rPr>
+          <w:lang w:val="hi_IN" w:bidi="hi_IN"/>
+        </w:rPr>
+        <w:t xml:space="preserve">; </w:t>
+      </w:r>
+      <w:hyperlink r:id="rId42">
+        <w:r>
+          <w:rPr>
+            <w:lang w:val="hi_IN" w:bidi="hi_IN"/>
+          </w:rPr>
+          <w:rPr>
+            <w:color w:val="0000EE"/>
+            <w:u w:val="single"/>
+          </w:rPr>
+          <w:t>रोम 8:1–17</w:t>
+        </w:r>
+      </w:hyperlink>
+      <w:r>
+        <w:rPr>
+          <w:lang w:val="hi_IN" w:bidi="hi_IN"/>
+        </w:rPr>
+        <w:t xml:space="preserve">; </w:t>
+      </w:r>
+      <w:hyperlink r:id="rId43">
+        <w:r>
+          <w:rPr>
+            <w:lang w:val="hi_IN" w:bidi="hi_IN"/>
+          </w:rPr>
+          <w:rPr>
+            <w:color w:val="0000EE"/>
+            <w:u w:val="single"/>
+          </w:rPr>
+          <w:t>गला 5:16–6:10</w:t>
+        </w:r>
+      </w:hyperlink>
+      <w:r>
+        <w:rPr>
+          <w:lang w:val="hi_IN" w:bidi="hi_IN"/>
+        </w:rPr>
+        <w:t>)।</w:t>
       </w:r>
     </w:p>
     <w:p>
@@ -984,57 +910,10 @@
       </w:r>
       <w:r>
         <w:rPr>
-          <w:lang w:val="hi_IN" w:bidi="hi_IN"/>
-        </w:rPr>
-        <w:t>बुद्धिमान लोग जल्दी क्रोधित नहीं होते। “</w:t>
-      </w:r>
-      <w:r>
-        <w:rPr>
-          <w:lang w:val="hi_IN" w:bidi="hi_IN"/>
-        </w:rPr>
-        <w:t>जो विलम्ब से क्रोध करनेवाला है वह बड़ा समझवाला है, परन्तु जो अधीर होता है, वह मूर्खता को बढ़ाता है</w:t>
-      </w:r>
-      <w:r>
-        <w:rPr>
-          <w:lang w:val="hi_IN" w:bidi="hi_IN"/>
-        </w:rPr>
-        <w:t>” (</w:t>
-      </w:r>
-      <w:hyperlink r:id="rId43">
-        <w:r>
-          <w:rPr>
-            <w:lang w:val="hi_IN" w:bidi="hi_IN"/>
-          </w:rPr>
-          <w:rPr>
-            <w:color w:val="0000EE"/>
-            <w:u w:val="single"/>
-          </w:rPr>
-          <w:t>नीति 14:29</w:t>
-        </w:r>
-      </w:hyperlink>
-      <w:r>
-        <w:rPr>
-          <w:lang w:val="hi_IN" w:bidi="hi_IN"/>
-        </w:rPr>
-        <w:t>)। क्रोध खराब निर्णय का कारण बन सकता है, इसलिए बुद्धिमान लोग कार्य करने से पहले सोचते हैं (</w:t>
-      </w:r>
-      <w:hyperlink r:id="rId44">
-        <w:r>
-          <w:rPr>
-            <w:lang w:val="hi_IN" w:bidi="hi_IN"/>
-          </w:rPr>
-          <w:rPr>
-            <w:color w:val="0000EE"/>
-            <w:u w:val="single"/>
-          </w:rPr>
-          <w:t>14:16</w:t>
-        </w:r>
-      </w:hyperlink>
-      <w:r>
-        <w:rPr>
-          <w:lang w:val="hi_IN" w:bidi="hi_IN"/>
-        </w:rPr>
-        <w:t>)।</w:t>
+          <w:u w:val="single"/>
+          <w:lang w:val="hi_IN" w:bidi="hi_IN"/>
+        </w:rPr>
+        <w:t>अधिक अध्ययन के लिए अंश</w:t>
       </w:r>
     </w:p>
     <w:p>
@@ -1044,11 +923,77 @@
           <w:lang w:val="hi_IN" w:bidi="hi_IN"/>
         </w:rPr>
       </w:r>
-      <w:r>
-        <w:rPr>
-          <w:lang w:val="hi_IN" w:bidi="hi_IN"/>
-        </w:rPr>
-        <w:t xml:space="preserve">नीतिवचन की पुस्तक क्रोध को नकारात्मक रूप में देखती है, लेकिन पवित्रशास्त्र में सभी क्रोध बुरे नहीं हैं। कई भजन संहिता परमेश्वर के क्रोध की बात करते हैं (उदाहरण के लिए, </w:t>
+      <w:hyperlink r:id="rId18">
+        <w:r>
+          <w:rPr>
+            <w:lang w:val="hi_IN" w:bidi="hi_IN"/>
+          </w:rPr>
+          <w:rPr>
+            <w:color w:val="0000EE"/>
+            <w:u w:val="single"/>
+          </w:rPr>
+          <w:t>उत्पत्ति 17:9–14</w:t>
+        </w:r>
+      </w:hyperlink>
+      <w:r>
+        <w:rPr>
+          <w:lang w:val="hi_IN" w:bidi="hi_IN"/>
+        </w:rPr>
+        <w:t xml:space="preserve">, </w:t>
+      </w:r>
+      <w:hyperlink r:id="rId19">
+        <w:r>
+          <w:rPr>
+            <w:lang w:val="hi_IN" w:bidi="hi_IN"/>
+          </w:rPr>
+          <w:rPr>
+            <w:color w:val="0000EE"/>
+            <w:u w:val="single"/>
+          </w:rPr>
+          <w:t>23–27</w:t>
+        </w:r>
+      </w:hyperlink>
+      <w:r>
+        <w:rPr>
+          <w:lang w:val="hi_IN" w:bidi="hi_IN"/>
+        </w:rPr>
+        <w:t xml:space="preserve">; </w:t>
+      </w:r>
+      <w:hyperlink r:id="rId22">
+        <w:r>
+          <w:rPr>
+            <w:lang w:val="hi_IN" w:bidi="hi_IN"/>
+          </w:rPr>
+          <w:rPr>
+            <w:color w:val="0000EE"/>
+            <w:u w:val="single"/>
+          </w:rPr>
+          <w:t>21:4</w:t>
+        </w:r>
+      </w:hyperlink>
+      <w:r>
+        <w:rPr>
+          <w:lang w:val="hi_IN" w:bidi="hi_IN"/>
+        </w:rPr>
+        <w:t xml:space="preserve">; </w:t>
+      </w:r>
+      <w:hyperlink r:id="rId44">
+        <w:r>
+          <w:rPr>
+            <w:lang w:val="hi_IN" w:bidi="hi_IN"/>
+          </w:rPr>
+          <w:rPr>
+            <w:color w:val="0000EE"/>
+            <w:u w:val="single"/>
+          </w:rPr>
+          <w:t>34:1–26</w:t>
+        </w:r>
+      </w:hyperlink>
+      <w:r>
+        <w:rPr>
+          <w:lang w:val="hi_IN" w:bidi="hi_IN"/>
+        </w:rPr>
+        <w:t xml:space="preserve">; </w:t>
       </w:r>
       <w:hyperlink r:id="rId45">
         <w:r>
@@ -1059,14 +1004,50 @@
             <w:color w:val="0000EE"/>
             <w:u w:val="single"/>
           </w:rPr>
-          <w:t>भजन 77</w:t>
+          <w:t>निर्गमन 4:24–26</w:t>
         </w:r>
       </w:hyperlink>
       <w:r>
         <w:rPr>
           <w:lang w:val="hi_IN" w:bidi="hi_IN"/>
         </w:rPr>
-        <w:t>)। यीशु ने जब मंदिर से लेन-देन करने वालों को बाहर निकाला तब वे क्रोधित हुए (</w:t>
+        <w:t xml:space="preserve">; </w:t>
+      </w:r>
+      <w:hyperlink r:id="rId20">
+        <w:r>
+          <w:rPr>
+            <w:lang w:val="hi_IN" w:bidi="hi_IN"/>
+          </w:rPr>
+          <w:rPr>
+            <w:color w:val="0000EE"/>
+            <w:u w:val="single"/>
+          </w:rPr>
+          <w:t>12:48</w:t>
+        </w:r>
+      </w:hyperlink>
+      <w:r>
+        <w:rPr>
+          <w:lang w:val="hi_IN" w:bidi="hi_IN"/>
+        </w:rPr>
+        <w:t xml:space="preserve">; </w:t>
+      </w:r>
+      <w:hyperlink r:id="rId23">
+        <w:r>
+          <w:rPr>
+            <w:lang w:val="hi_IN" w:bidi="hi_IN"/>
+          </w:rPr>
+          <w:rPr>
+            <w:color w:val="0000EE"/>
+            <w:u w:val="single"/>
+          </w:rPr>
+          <w:t>लैव्यव्यवस्था 12:3</w:t>
+        </w:r>
+      </w:hyperlink>
+      <w:r>
+        <w:rPr>
+          <w:lang w:val="hi_IN" w:bidi="hi_IN"/>
+        </w:rPr>
+        <w:t xml:space="preserve">; </w:t>
       </w:r>
       <w:hyperlink r:id="rId46">
         <w:r>
@@ -1077,7 +1058,7 @@
             <w:color w:val="0000EE"/>
             <w:u w:val="single"/>
           </w:rPr>
-          <w:t>मर 11:15–17</w:t>
+          <w:t>यहोशू 5:2–8</w:t>
         </w:r>
       </w:hyperlink>
       <w:r>
@@ -1086,6 +1067,24 @@
         </w:rPr>
         <w:t xml:space="preserve">; </w:t>
       </w:r>
+      <w:hyperlink r:id="rId13">
+        <w:r>
+          <w:rPr>
+            <w:lang w:val="hi_IN" w:bidi="hi_IN"/>
+          </w:rPr>
+          <w:rPr>
+            <w:color w:val="0000EE"/>
+            <w:u w:val="single"/>
+          </w:rPr>
+          <w:t>यिर्मयाह 9:25–26</w:t>
+        </w:r>
+      </w:hyperlink>
+      <w:r>
+        <w:rPr>
+          <w:lang w:val="hi_IN" w:bidi="hi_IN"/>
+        </w:rPr>
+        <w:t xml:space="preserve">; </w:t>
+      </w:r>
       <w:hyperlink r:id="rId47">
         <w:r>
           <w:rPr>
@@ -1095,28 +1094,14 @@
             <w:color w:val="0000EE"/>
             <w:u w:val="single"/>
           </w:rPr>
-          <w:t>यूह 2:13–16</w:t>
+          <w:t>यहेजकेल 44:7–9</w:t>
         </w:r>
       </w:hyperlink>
       <w:r>
         <w:rPr>
           <w:lang w:val="hi_IN" w:bidi="hi_IN"/>
         </w:rPr>
-        <w:t>)।</w:t>
-      </w:r>
-    </w:p>
-    <w:p>
-      <w:pPr/>
-      <w:r>
-        <w:rPr>
-          <w:lang w:val="hi_IN" w:bidi="hi_IN"/>
-        </w:rPr>
-      </w:r>
-      <w:r>
-        <w:rPr>
-          <w:lang w:val="hi_IN" w:bidi="hi_IN"/>
-        </w:rPr>
-        <w:t xml:space="preserve">लोगों को धार्मिक और अधार्मिक क्रोध के बीच अंतर करना सीखना चाहिए, हालांकि यह अक्सर कठिन होता है। अधार्मिक क्रोध स्वयं को बचाने या बढ़ावा देने पर केंद्रित होता है (उदाहरण के लिए, </w:t>
+        <w:t xml:space="preserve">; </w:t>
       </w:r>
       <w:hyperlink r:id="rId48">
         <w:r>
@@ -1127,7 +1112,7 @@
             <w:color w:val="0000EE"/>
             <w:u w:val="single"/>
           </w:rPr>
-          <w:t>उत 4:3–8</w:t>
+          <w:t>लूका 1:59</w:t>
         </w:r>
       </w:hyperlink>
       <w:r>
@@ -1145,7 +1130,7 @@
             <w:color w:val="0000EE"/>
             <w:u w:val="single"/>
           </w:rPr>
-          <w:t>1 शमू 18:8–9</w:t>
+          <w:t>2:21</w:t>
         </w:r>
       </w:hyperlink>
       <w:r>
@@ -1163,7 +1148,7 @@
             <w:color w:val="0000EE"/>
             <w:u w:val="single"/>
           </w:rPr>
-          <w:t>1 रा 21:3–4</w:t>
+          <w:t>प्रेरितों के काम 15:1–31</w:t>
         </w:r>
       </w:hyperlink>
       <w:r>
@@ -1181,7 +1166,7 @@
             <w:color w:val="0000EE"/>
             <w:u w:val="single"/>
           </w:rPr>
-          <w:t>2 रा 5:11</w:t>
+          <w:t>16:1–5</w:t>
         </w:r>
       </w:hyperlink>
       <w:r>
@@ -1190,6 +1175,24 @@
         </w:rPr>
         <w:t xml:space="preserve">; </w:t>
       </w:r>
+      <w:hyperlink r:id="rId37">
+        <w:r>
+          <w:rPr>
+            <w:lang w:val="hi_IN" w:bidi="hi_IN"/>
+          </w:rPr>
+          <w:rPr>
+            <w:color w:val="0000EE"/>
+            <w:u w:val="single"/>
+          </w:rPr>
+          <w:t>रोमियों 2:25–29</w:t>
+        </w:r>
+      </w:hyperlink>
+      <w:r>
+        <w:rPr>
+          <w:lang w:val="hi_IN" w:bidi="hi_IN"/>
+        </w:rPr>
+        <w:t xml:space="preserve">; </w:t>
+      </w:r>
       <w:hyperlink r:id="rId52">
         <w:r>
           <w:rPr>
@@ -1199,7 +1202,7 @@
             <w:color w:val="0000EE"/>
             <w:u w:val="single"/>
           </w:rPr>
-          <w:t>2 इति 25:10</w:t>
+          <w:t>1 कुरिन्थियों 7:17–19</w:t>
         </w:r>
       </w:hyperlink>
       <w:r>
@@ -1217,14 +1220,14 @@
             <w:color w:val="0000EE"/>
             <w:u w:val="single"/>
           </w:rPr>
-          <w:t>योन 4</w:t>
+          <w:t>गलातियों 5:1–6</w:t>
         </w:r>
       </w:hyperlink>
       <w:r>
         <w:rPr>
           <w:lang w:val="hi_IN" w:bidi="hi_IN"/>
         </w:rPr>
-        <w:t xml:space="preserve">)। धार्मिक क्रोध, परमेश्वर की दुष्ट के प्रति घृणा और न्याय के प्रति प्रेम को दर्शाता है (उदाहरण के लिए, </w:t>
+        <w:t xml:space="preserve">, </w:t>
       </w:r>
       <w:hyperlink r:id="rId54">
         <w:r>
@@ -1235,7 +1238,7 @@
             <w:color w:val="0000EE"/>
             <w:u w:val="single"/>
           </w:rPr>
-          <w:t>निर्ग 32</w:t>
+          <w:t>11–12</w:t>
         </w:r>
       </w:hyperlink>
       <w:r>
@@ -1253,14 +1256,14 @@
             <w:color w:val="0000EE"/>
             <w:u w:val="single"/>
           </w:rPr>
-          <w:t>गिन 11:1</w:t>
+          <w:t>6:12–16</w:t>
         </w:r>
       </w:hyperlink>
       <w:r>
         <w:rPr>
           <w:lang w:val="hi_IN" w:bidi="hi_IN"/>
         </w:rPr>
-        <w:t xml:space="preserve">, </w:t>
+        <w:t xml:space="preserve">; </w:t>
       </w:r>
       <w:hyperlink r:id="rId56">
         <w:r>
@@ -1271,14 +1274,14 @@
             <w:color w:val="0000EE"/>
             <w:u w:val="single"/>
           </w:rPr>
-          <w:t>10</w:t>
+          <w:t>इफिसियों 2:11–18</w:t>
         </w:r>
       </w:hyperlink>
       <w:r>
         <w:rPr>
           <w:lang w:val="hi_IN" w:bidi="hi_IN"/>
         </w:rPr>
-        <w:t xml:space="preserve">; देखें </w:t>
+        <w:t xml:space="preserve">; </w:t>
       </w:r>
       <w:hyperlink r:id="rId57">
         <w:r>
@@ -1289,7 +1292,7 @@
             <w:color w:val="0000EE"/>
             <w:u w:val="single"/>
           </w:rPr>
-          <w:t>नहू 1:3</w:t>
+          <w:t>फिलिप्पियों 3:2–7</w:t>
         </w:r>
       </w:hyperlink>
       <w:r>
@@ -1307,14 +1310,14 @@
             <w:color w:val="0000EE"/>
             <w:u w:val="single"/>
           </w:rPr>
-          <w:t>रोम 9:22</w:t>
+          <w:t>कुलुस्सियों 2:11</w:t>
         </w:r>
       </w:hyperlink>
       <w:r>
         <w:rPr>
           <w:lang w:val="hi_IN" w:bidi="hi_IN"/>
         </w:rPr>
-        <w:t xml:space="preserve">)। एक बुद्धिमान व्यक्ति स्थिति को समझता है। फिर वह व्यक्ति निर्णय लेता है कि क्रोध दिखाना उचित है या नहीं (देखें </w:t>
+        <w:t xml:space="preserve">; </w:t>
       </w:r>
       <w:hyperlink r:id="rId59">
         <w:r>
@@ -1325,516 +1328,7 @@
             <w:color w:val="0000EE"/>
             <w:u w:val="single"/>
           </w:rPr>
-          <w:t>नीति 22:24</w:t>
-        </w:r>
-      </w:hyperlink>
-      <w:r>
-        <w:rPr>
-          <w:lang w:val="hi_IN" w:bidi="hi_IN"/>
-        </w:rPr>
-        <w:t xml:space="preserve">; </w:t>
-      </w:r>
-      <w:hyperlink r:id="rId60">
-        <w:r>
-          <w:rPr>
-            <w:lang w:val="hi_IN" w:bidi="hi_IN"/>
-          </w:rPr>
-          <w:rPr>
-            <w:color w:val="0000EE"/>
-            <w:u w:val="single"/>
-          </w:rPr>
-          <w:t>सभो 7:9</w:t>
-        </w:r>
-      </w:hyperlink>
-      <w:r>
-        <w:rPr>
-          <w:lang w:val="hi_IN" w:bidi="hi_IN"/>
-        </w:rPr>
-        <w:t xml:space="preserve">; </w:t>
-      </w:r>
-      <w:hyperlink r:id="rId61">
-        <w:r>
-          <w:rPr>
-            <w:lang w:val="hi_IN" w:bidi="hi_IN"/>
-          </w:rPr>
-          <w:rPr>
-            <w:color w:val="0000EE"/>
-            <w:u w:val="single"/>
-          </w:rPr>
-          <w:t>मत्ती 5:22</w:t>
-        </w:r>
-      </w:hyperlink>
-      <w:r>
-        <w:rPr>
-          <w:lang w:val="hi_IN" w:bidi="hi_IN"/>
-        </w:rPr>
-        <w:t xml:space="preserve">; </w:t>
-      </w:r>
-      <w:hyperlink r:id="rId62">
-        <w:r>
-          <w:rPr>
-            <w:lang w:val="hi_IN" w:bidi="hi_IN"/>
-          </w:rPr>
-          <w:rPr>
-            <w:color w:val="0000EE"/>
-            <w:u w:val="single"/>
-          </w:rPr>
-          <w:t>रोम 12:19</w:t>
-        </w:r>
-      </w:hyperlink>
-      <w:r>
-        <w:rPr>
-          <w:lang w:val="hi_IN" w:bidi="hi_IN"/>
-        </w:rPr>
-        <w:t xml:space="preserve">; </w:t>
-      </w:r>
-      <w:hyperlink r:id="rId63">
-        <w:r>
-          <w:rPr>
-            <w:lang w:val="hi_IN" w:bidi="hi_IN"/>
-          </w:rPr>
-          <w:rPr>
-            <w:color w:val="0000EE"/>
-            <w:u w:val="single"/>
-          </w:rPr>
-          <w:t>इफि 4:26–27</w:t>
-        </w:r>
-      </w:hyperlink>
-      <w:r>
-        <w:rPr>
-          <w:lang w:val="hi_IN" w:bidi="hi_IN"/>
-        </w:rPr>
-        <w:t xml:space="preserve">, </w:t>
-      </w:r>
-      <w:hyperlink r:id="rId64">
-        <w:r>
-          <w:rPr>
-            <w:lang w:val="hi_IN" w:bidi="hi_IN"/>
-          </w:rPr>
-          <w:rPr>
-            <w:color w:val="0000EE"/>
-            <w:u w:val="single"/>
-          </w:rPr>
-          <w:t>31</w:t>
-        </w:r>
-      </w:hyperlink>
-      <w:r>
-        <w:rPr>
-          <w:lang w:val="hi_IN" w:bidi="hi_IN"/>
-        </w:rPr>
-        <w:t xml:space="preserve">; </w:t>
-      </w:r>
-      <w:hyperlink r:id="rId65">
-        <w:r>
-          <w:rPr>
-            <w:lang w:val="hi_IN" w:bidi="hi_IN"/>
-          </w:rPr>
-          <w:rPr>
-            <w:color w:val="0000EE"/>
-            <w:u w:val="single"/>
-          </w:rPr>
-          <w:t>याकू 1:19–20</w:t>
-        </w:r>
-      </w:hyperlink>
-      <w:r>
-        <w:rPr>
-          <w:lang w:val="hi_IN" w:bidi="hi_IN"/>
-        </w:rPr>
-        <w:t>)।</w:t>
-      </w:r>
-    </w:p>
-    <w:p>
-      <w:pPr/>
-      <w:r>
-        <w:rPr>
-          <w:lang w:val="hi_IN" w:bidi="hi_IN"/>
-        </w:rPr>
-      </w:r>
-      <w:r>
-        <w:rPr>
-          <w:u w:val="single"/>
-          <w:lang w:val="hi_IN" w:bidi="hi_IN"/>
-        </w:rPr>
-        <w:t xml:space="preserve">आगे अध्ययन के लिए अंश </w:t>
-      </w:r>
-    </w:p>
-    <w:p>
-      <w:pPr/>
-      <w:r>
-        <w:rPr>
-          <w:lang w:val="hi_IN" w:bidi="hi_IN"/>
-        </w:rPr>
-      </w:r>
-      <w:hyperlink r:id="rId66">
-        <w:r>
-          <w:rPr>
-            <w:lang w:val="hi_IN" w:bidi="hi_IN"/>
-          </w:rPr>
-          <w:rPr>
-            <w:color w:val="0000EE"/>
-            <w:u w:val="single"/>
-          </w:rPr>
-          <w:t>1 शमूएल 18:8–11</w:t>
-        </w:r>
-      </w:hyperlink>
-      <w:r>
-        <w:rPr>
-          <w:lang w:val="hi_IN" w:bidi="hi_IN"/>
-        </w:rPr>
-        <w:t xml:space="preserve">; </w:t>
-      </w:r>
-      <w:hyperlink r:id="rId67">
-        <w:r>
-          <w:rPr>
-            <w:lang w:val="hi_IN" w:bidi="hi_IN"/>
-          </w:rPr>
-          <w:rPr>
-            <w:color w:val="0000EE"/>
-            <w:u w:val="single"/>
-          </w:rPr>
-          <w:t>1 राजाओं 21:3–16</w:t>
-        </w:r>
-      </w:hyperlink>
-      <w:r>
-        <w:rPr>
-          <w:lang w:val="hi_IN" w:bidi="hi_IN"/>
-        </w:rPr>
-        <w:t xml:space="preserve">; </w:t>
-      </w:r>
-      <w:hyperlink r:id="rId68">
-        <w:r>
-          <w:rPr>
-            <w:lang w:val="hi_IN" w:bidi="hi_IN"/>
-          </w:rPr>
-          <w:rPr>
-            <w:color w:val="0000EE"/>
-            <w:u w:val="single"/>
-          </w:rPr>
-          <w:t>भजन संहिता 30:5</w:t>
-        </w:r>
-      </w:hyperlink>
-      <w:r>
-        <w:rPr>
-          <w:lang w:val="hi_IN" w:bidi="hi_IN"/>
-        </w:rPr>
-        <w:t xml:space="preserve">; </w:t>
-      </w:r>
-      <w:hyperlink r:id="rId69">
-        <w:r>
-          <w:rPr>
-            <w:lang w:val="hi_IN" w:bidi="hi_IN"/>
-          </w:rPr>
-          <w:rPr>
-            <w:color w:val="0000EE"/>
-            <w:u w:val="single"/>
-          </w:rPr>
-          <w:t>37:8</w:t>
-        </w:r>
-      </w:hyperlink>
-      <w:r>
-        <w:rPr>
-          <w:lang w:val="hi_IN" w:bidi="hi_IN"/>
-        </w:rPr>
-        <w:t xml:space="preserve">; </w:t>
-      </w:r>
-      <w:hyperlink r:id="rId70">
-        <w:r>
-          <w:rPr>
-            <w:lang w:val="hi_IN" w:bidi="hi_IN"/>
-          </w:rPr>
-          <w:rPr>
-            <w:color w:val="0000EE"/>
-            <w:u w:val="single"/>
-          </w:rPr>
-          <w:t>नीतिवचन 12:16</w:t>
-        </w:r>
-      </w:hyperlink>
-      <w:r>
-        <w:rPr>
-          <w:lang w:val="hi_IN" w:bidi="hi_IN"/>
-        </w:rPr>
-        <w:t xml:space="preserve">; </w:t>
-      </w:r>
-      <w:hyperlink r:id="rId43">
-        <w:r>
-          <w:rPr>
-            <w:lang w:val="hi_IN" w:bidi="hi_IN"/>
-          </w:rPr>
-          <w:rPr>
-            <w:color w:val="0000EE"/>
-            <w:u w:val="single"/>
-          </w:rPr>
-          <w:t>14:29</w:t>
-        </w:r>
-      </w:hyperlink>
-      <w:r>
-        <w:rPr>
-          <w:lang w:val="hi_IN" w:bidi="hi_IN"/>
-        </w:rPr>
-        <w:t xml:space="preserve">; </w:t>
-      </w:r>
-      <w:hyperlink r:id="rId71">
-        <w:r>
-          <w:rPr>
-            <w:lang w:val="hi_IN" w:bidi="hi_IN"/>
-          </w:rPr>
-          <w:rPr>
-            <w:color w:val="0000EE"/>
-            <w:u w:val="single"/>
-          </w:rPr>
-          <w:t>15:1</w:t>
-        </w:r>
-      </w:hyperlink>
-      <w:r>
-        <w:rPr>
-          <w:lang w:val="hi_IN" w:bidi="hi_IN"/>
-        </w:rPr>
-        <w:t xml:space="preserve">, </w:t>
-      </w:r>
-      <w:hyperlink r:id="rId72">
-        <w:r>
-          <w:rPr>
-            <w:lang w:val="hi_IN" w:bidi="hi_IN"/>
-          </w:rPr>
-          <w:rPr>
-            <w:color w:val="0000EE"/>
-            <w:u w:val="single"/>
-          </w:rPr>
-          <w:t>18</w:t>
-        </w:r>
-      </w:hyperlink>
-      <w:r>
-        <w:rPr>
-          <w:lang w:val="hi_IN" w:bidi="hi_IN"/>
-        </w:rPr>
-        <w:t xml:space="preserve">; </w:t>
-      </w:r>
-      <w:hyperlink r:id="rId73">
-        <w:r>
-          <w:rPr>
-            <w:lang w:val="hi_IN" w:bidi="hi_IN"/>
-          </w:rPr>
-          <w:rPr>
-            <w:color w:val="0000EE"/>
-            <w:u w:val="single"/>
-          </w:rPr>
-          <w:t>16:14</w:t>
-        </w:r>
-      </w:hyperlink>
-      <w:r>
-        <w:rPr>
-          <w:lang w:val="hi_IN" w:bidi="hi_IN"/>
-        </w:rPr>
-        <w:t xml:space="preserve">; </w:t>
-      </w:r>
-      <w:hyperlink r:id="rId74">
-        <w:r>
-          <w:rPr>
-            <w:lang w:val="hi_IN" w:bidi="hi_IN"/>
-          </w:rPr>
-          <w:rPr>
-            <w:color w:val="0000EE"/>
-            <w:u w:val="single"/>
-          </w:rPr>
-          <w:t>19:11–12</w:t>
-        </w:r>
-      </w:hyperlink>
-      <w:r>
-        <w:rPr>
-          <w:lang w:val="hi_IN" w:bidi="hi_IN"/>
-        </w:rPr>
-        <w:t xml:space="preserve">, </w:t>
-      </w:r>
-      <w:hyperlink r:id="rId75">
-        <w:r>
-          <w:rPr>
-            <w:lang w:val="hi_IN" w:bidi="hi_IN"/>
-          </w:rPr>
-          <w:rPr>
-            <w:color w:val="0000EE"/>
-            <w:u w:val="single"/>
-          </w:rPr>
-          <w:t>19</w:t>
-        </w:r>
-      </w:hyperlink>
-      <w:r>
-        <w:rPr>
-          <w:lang w:val="hi_IN" w:bidi="hi_IN"/>
-        </w:rPr>
-        <w:t xml:space="preserve">; </w:t>
-      </w:r>
-      <w:hyperlink r:id="rId76">
-        <w:r>
-          <w:rPr>
-            <w:lang w:val="hi_IN" w:bidi="hi_IN"/>
-          </w:rPr>
-          <w:rPr>
-            <w:color w:val="0000EE"/>
-            <w:u w:val="single"/>
-          </w:rPr>
-          <w:t>22:24–25</w:t>
-        </w:r>
-      </w:hyperlink>
-      <w:r>
-        <w:rPr>
-          <w:lang w:val="hi_IN" w:bidi="hi_IN"/>
-        </w:rPr>
-        <w:t xml:space="preserve">; </w:t>
-      </w:r>
-      <w:hyperlink r:id="rId77">
-        <w:r>
-          <w:rPr>
-            <w:lang w:val="hi_IN" w:bidi="hi_IN"/>
-          </w:rPr>
-          <w:rPr>
-            <w:color w:val="0000EE"/>
-            <w:u w:val="single"/>
-          </w:rPr>
-          <w:t>27:4</w:t>
-        </w:r>
-      </w:hyperlink>
-      <w:r>
-        <w:rPr>
-          <w:lang w:val="hi_IN" w:bidi="hi_IN"/>
-        </w:rPr>
-        <w:t xml:space="preserve">; </w:t>
-      </w:r>
-      <w:hyperlink r:id="rId60">
-        <w:r>
-          <w:rPr>
-            <w:lang w:val="hi_IN" w:bidi="hi_IN"/>
-          </w:rPr>
-          <w:rPr>
-            <w:color w:val="0000EE"/>
-            <w:u w:val="single"/>
-          </w:rPr>
-          <w:t>सभोपदेशक 7:9</w:t>
-        </w:r>
-      </w:hyperlink>
-      <w:r>
-        <w:rPr>
-          <w:lang w:val="hi_IN" w:bidi="hi_IN"/>
-        </w:rPr>
-        <w:t xml:space="preserve">; </w:t>
-      </w:r>
-      <w:hyperlink r:id="rId78">
-        <w:r>
-          <w:rPr>
-            <w:lang w:val="hi_IN" w:bidi="hi_IN"/>
-          </w:rPr>
-          <w:rPr>
-            <w:color w:val="0000EE"/>
-            <w:u w:val="single"/>
-          </w:rPr>
-          <w:t>नहूम 1:2–3</w:t>
-        </w:r>
-      </w:hyperlink>
-      <w:r>
-        <w:rPr>
-          <w:lang w:val="hi_IN" w:bidi="hi_IN"/>
-        </w:rPr>
-        <w:t xml:space="preserve">; </w:t>
-      </w:r>
-      <w:hyperlink r:id="rId61">
-        <w:r>
-          <w:rPr>
-            <w:lang w:val="hi_IN" w:bidi="hi_IN"/>
-          </w:rPr>
-          <w:rPr>
-            <w:color w:val="0000EE"/>
-            <w:u w:val="single"/>
-          </w:rPr>
-          <w:t>मत्ती 5:22</w:t>
-        </w:r>
-      </w:hyperlink>
-      <w:r>
-        <w:rPr>
-          <w:lang w:val="hi_IN" w:bidi="hi_IN"/>
-        </w:rPr>
-        <w:t xml:space="preserve">; </w:t>
-      </w:r>
-      <w:hyperlink r:id="rId63">
-        <w:r>
-          <w:rPr>
-            <w:lang w:val="hi_IN" w:bidi="hi_IN"/>
-          </w:rPr>
-          <w:rPr>
-            <w:color w:val="0000EE"/>
-            <w:u w:val="single"/>
-          </w:rPr>
-          <w:t>इफिसियों 4:26–27</w:t>
-        </w:r>
-      </w:hyperlink>
-      <w:r>
-        <w:rPr>
-          <w:lang w:val="hi_IN" w:bidi="hi_IN"/>
-        </w:rPr>
-        <w:t xml:space="preserve">, </w:t>
-      </w:r>
-      <w:hyperlink r:id="rId79">
-        <w:r>
-          <w:rPr>
-            <w:lang w:val="hi_IN" w:bidi="hi_IN"/>
-          </w:rPr>
-          <w:rPr>
-            <w:color w:val="0000EE"/>
-            <w:u w:val="single"/>
-          </w:rPr>
-          <w:t>31–32</w:t>
-        </w:r>
-      </w:hyperlink>
-      <w:r>
-        <w:rPr>
-          <w:lang w:val="hi_IN" w:bidi="hi_IN"/>
-        </w:rPr>
-        <w:t xml:space="preserve">; </w:t>
-      </w:r>
-      <w:hyperlink r:id="rId80">
-        <w:r>
-          <w:rPr>
-            <w:lang w:val="hi_IN" w:bidi="hi_IN"/>
-          </w:rPr>
-          <w:rPr>
-            <w:color w:val="0000EE"/>
-            <w:u w:val="single"/>
-          </w:rPr>
-          <w:t>1 तीमुथियुस 2:8</w:t>
-        </w:r>
-      </w:hyperlink>
-      <w:r>
-        <w:rPr>
-          <w:lang w:val="hi_IN" w:bidi="hi_IN"/>
-        </w:rPr>
-        <w:t xml:space="preserve">; </w:t>
-      </w:r>
-      <w:hyperlink r:id="rId81">
-        <w:r>
-          <w:rPr>
-            <w:lang w:val="hi_IN" w:bidi="hi_IN"/>
-          </w:rPr>
-          <w:rPr>
-            <w:color w:val="0000EE"/>
-            <w:u w:val="single"/>
-          </w:rPr>
-          <w:t>तीतुस 1:7</w:t>
-        </w:r>
-      </w:hyperlink>
-      <w:r>
-        <w:rPr>
-          <w:lang w:val="hi_IN" w:bidi="hi_IN"/>
-        </w:rPr>
-        <w:t xml:space="preserve">; </w:t>
-      </w:r>
-      <w:hyperlink r:id="rId82">
-        <w:r>
-          <w:rPr>
-            <w:lang w:val="hi_IN" w:bidi="hi_IN"/>
-          </w:rPr>
-          <w:rPr>
-            <w:color w:val="0000EE"/>
-            <w:u w:val="single"/>
-          </w:rPr>
-          <w:t>याकूब 1:19–21</w:t>
+          <w:t>3:11</w:t>
         </w:r>
       </w:hyperlink>
       <w:r>

--- a/hin/docx/008.content.docx
+++ b/hin/docx/008.content.docx
@@ -19,7 +19,7 @@
         <w:rPr>
           <w:lang w:val="hi_IN" w:bidi="hi_IN"/>
         </w:rPr>
-        <w:t>Resource: Tyndale Open Study Notes</w:t>
+        <w:t>Resource: Aquifer Open Study Notes (Themes)</w:t>
       </w:r>
       <w:r>
         <w:rPr>
@@ -112,7 +112,7 @@
         <w:rPr>
           <w:lang w:val="hi_IN" w:bidi="hi_IN"/>
         </w:rPr>
-        <w:t>Tyndale Open Study Notes</w:t>
+        <w:t>Aquifer Open Study Notes (Themes)</w:t>
       </w:r>
     </w:p>
     <w:p>

--- a/hin/docx/008.content.docx
+++ b/hin/docx/008.content.docx
@@ -233,18 +233,12 @@
         </w:rPr>
         <w:t xml:space="preserve">बहुत सी प्राचीन संस्कृतियाँ खतना करने की प्रथा का पालन करती थी, जिसमें पुरुष के लिंग के अग्रभाग की चमड़ी को हटा दिया जाता था (देखें </w:t>
       </w:r>
-      <w:hyperlink r:id="rId13">
-        <w:r>
-          <w:rPr>
-            <w:lang w:val="hi_IN" w:bidi="hi_IN"/>
-          </w:rPr>
-          <w:rPr>
-            <w:color w:val="0000EE"/>
-            <w:u w:val="single"/>
-          </w:rPr>
-          <w:t>यिर्म 9:25–26</w:t>
-        </w:r>
-      </w:hyperlink>
+      <w:r>
+        <w:rPr>
+          <w:lang w:val="hi_IN" w:bidi="hi_IN"/>
+        </w:rPr>
+        <w:t>यिर्म 9:25–26</w:t>
+      </w:r>
       <w:r>
         <w:rPr>
           <w:lang w:val="hi_IN" w:bidi="hi_IN"/>
@@ -265,84 +259,54 @@
         </w:rPr>
         <w:t>परमेश्वर ने खतने को वाचा (एक विशेष वाचा) का चिन्ह चुना, जो वंशजों पर केन्द्रित था। परमेश्वर ने अब्राहम और उसके वंशजों को एक बड़ी जाति बनाने और उन्हें गैर-यहूदी जातियों को छुड़ाने के लिए उपयोग करने का वादा किया (</w:t>
       </w:r>
-      <w:hyperlink r:id="rId14">
-        <w:r>
-          <w:rPr>
-            <w:lang w:val="hi_IN" w:bidi="hi_IN"/>
-          </w:rPr>
-          <w:rPr>
-            <w:color w:val="0000EE"/>
-            <w:u w:val="single"/>
-          </w:rPr>
-          <w:t xml:space="preserve">उत 12:2, </w:t>
-        </w:r>
-      </w:hyperlink>
-      <w:hyperlink r:id="rId15">
-        <w:r>
-          <w:rPr>
-            <w:lang w:val="hi_IN" w:bidi="hi_IN"/>
-          </w:rPr>
-          <w:rPr>
-            <w:color w:val="0000EE"/>
-            <w:u w:val="single"/>
-          </w:rPr>
-          <w:t>3</w:t>
-        </w:r>
-      </w:hyperlink>
+      <w:r>
+        <w:rPr>
+          <w:lang w:val="hi_IN" w:bidi="hi_IN"/>
+        </w:rPr>
+        <w:t xml:space="preserve">उत 12:2, </w:t>
+      </w:r>
+      <w:r>
+        <w:rPr>
+          <w:lang w:val="hi_IN" w:bidi="hi_IN"/>
+        </w:rPr>
+        <w:t>3</w:t>
+      </w:r>
       <w:r>
         <w:rPr>
           <w:lang w:val="hi_IN" w:bidi="hi_IN"/>
         </w:rPr>
         <w:t xml:space="preserve">; </w:t>
       </w:r>
-      <w:hyperlink r:id="rId16">
-        <w:r>
-          <w:rPr>
-            <w:lang w:val="hi_IN" w:bidi="hi_IN"/>
-          </w:rPr>
-          <w:rPr>
-            <w:color w:val="0000EE"/>
-            <w:u w:val="single"/>
-          </w:rPr>
-          <w:t>17:3–6</w:t>
-        </w:r>
-      </w:hyperlink>
+      <w:r>
+        <w:rPr>
+          <w:lang w:val="hi_IN" w:bidi="hi_IN"/>
+        </w:rPr>
+        <w:t>17:3–6</w:t>
+      </w:r>
       <w:r>
         <w:rPr>
           <w:lang w:val="hi_IN" w:bidi="hi_IN"/>
         </w:rPr>
         <w:t xml:space="preserve">; देखें </w:t>
       </w:r>
-      <w:hyperlink r:id="rId17">
-        <w:r>
-          <w:rPr>
-            <w:lang w:val="hi_IN" w:bidi="hi_IN"/>
-          </w:rPr>
-          <w:rPr>
-            <w:color w:val="0000EE"/>
-            <w:u w:val="single"/>
-          </w:rPr>
-          <w:t>गला 3:8–9</w:t>
-        </w:r>
-      </w:hyperlink>
+      <w:r>
+        <w:rPr>
+          <w:lang w:val="hi_IN" w:bidi="hi_IN"/>
+        </w:rPr>
+        <w:t>गला 3:8–9</w:t>
+      </w:r>
       <w:r>
         <w:rPr>
           <w:lang w:val="hi_IN" w:bidi="hi_IN"/>
         </w:rPr>
         <w:t>)। खतना परमेश्वर की ओर से शरीर पर दिया गया चिन्ह था। यह अब्राहम और उसके वंशजों को परमेश्वर की प्रजा के रूप में पहचान दिलाता था (</w:t>
       </w:r>
-      <w:hyperlink r:id="rId18">
-        <w:r>
-          <w:rPr>
-            <w:lang w:val="hi_IN" w:bidi="hi_IN"/>
-          </w:rPr>
-          <w:rPr>
-            <w:color w:val="0000EE"/>
-            <w:u w:val="single"/>
-          </w:rPr>
-          <w:t>उत 17:9–14</w:t>
-        </w:r>
-      </w:hyperlink>
+      <w:r>
+        <w:rPr>
+          <w:lang w:val="hi_IN" w:bidi="hi_IN"/>
+        </w:rPr>
+        <w:t>उत 17:9–14</w:t>
+      </w:r>
       <w:r>
         <w:rPr>
           <w:lang w:val="hi_IN" w:bidi="hi_IN"/>
@@ -363,90 +327,60 @@
         </w:rPr>
         <w:t>उन्होंने वाचा के समुदाय में सम्मिलित होने पर वयस्क पुरुषों का खतना किया (</w:t>
       </w:r>
-      <w:hyperlink r:id="rId19">
-        <w:r>
-          <w:rPr>
-            <w:lang w:val="hi_IN" w:bidi="hi_IN"/>
-          </w:rPr>
-          <w:rPr>
-            <w:color w:val="0000EE"/>
-            <w:u w:val="single"/>
-          </w:rPr>
-          <w:t>उत 17:23–27</w:t>
-        </w:r>
-      </w:hyperlink>
+      <w:r>
+        <w:rPr>
+          <w:lang w:val="hi_IN" w:bidi="hi_IN"/>
+        </w:rPr>
+        <w:t>उत 17:23–27</w:t>
+      </w:r>
       <w:r>
         <w:rPr>
           <w:lang w:val="hi_IN" w:bidi="hi_IN"/>
         </w:rPr>
         <w:t xml:space="preserve">; </w:t>
       </w:r>
-      <w:hyperlink r:id="rId20">
-        <w:r>
-          <w:rPr>
-            <w:lang w:val="hi_IN" w:bidi="hi_IN"/>
-          </w:rPr>
-          <w:rPr>
-            <w:color w:val="0000EE"/>
-            <w:u w:val="single"/>
-          </w:rPr>
-          <w:t>निर्ग 12:48</w:t>
-        </w:r>
-      </w:hyperlink>
+      <w:r>
+        <w:rPr>
+          <w:lang w:val="hi_IN" w:bidi="hi_IN"/>
+        </w:rPr>
+        <w:t>निर्ग 12:48</w:t>
+      </w:r>
       <w:r>
         <w:rPr>
           <w:lang w:val="hi_IN" w:bidi="hi_IN"/>
         </w:rPr>
         <w:t xml:space="preserve">; </w:t>
       </w:r>
-      <w:hyperlink r:id="rId21">
-        <w:r>
-          <w:rPr>
-            <w:lang w:val="hi_IN" w:bidi="hi_IN"/>
-          </w:rPr>
-          <w:rPr>
-            <w:color w:val="0000EE"/>
-            <w:u w:val="single"/>
-          </w:rPr>
-          <w:t>यहो 5:3–7</w:t>
-        </w:r>
-      </w:hyperlink>
+      <w:r>
+        <w:rPr>
+          <w:lang w:val="hi_IN" w:bidi="hi_IN"/>
+        </w:rPr>
+        <w:t>यहो 5:3–7</w:t>
+      </w:r>
       <w:r>
         <w:rPr>
           <w:lang w:val="hi_IN" w:bidi="hi_IN"/>
         </w:rPr>
         <w:t>)। लेकिन यह सामान्यतः शिशुओं के लिए किया जाता था (</w:t>
       </w:r>
-      <w:hyperlink r:id="rId22">
-        <w:r>
-          <w:rPr>
-            <w:lang w:val="hi_IN" w:bidi="hi_IN"/>
-          </w:rPr>
-          <w:rPr>
-            <w:color w:val="0000EE"/>
-            <w:u w:val="single"/>
-          </w:rPr>
-          <w:t>उत 21:4</w:t>
-        </w:r>
-      </w:hyperlink>
+      <w:r>
+        <w:rPr>
+          <w:lang w:val="hi_IN" w:bidi="hi_IN"/>
+        </w:rPr>
+        <w:t>उत 21:4</w:t>
+      </w:r>
       <w:r>
         <w:rPr>
           <w:lang w:val="hi_IN" w:bidi="hi_IN"/>
         </w:rPr>
         <w:t xml:space="preserve">; </w:t>
       </w:r>
-      <w:hyperlink r:id="rId23">
-        <w:r>
-          <w:rPr>
-            <w:lang w:val="hi_IN" w:bidi="hi_IN"/>
-          </w:rPr>
-          <w:rPr>
-            <w:color w:val="0000EE"/>
-            <w:u w:val="single"/>
-          </w:rPr>
-          <w:t>लैव्य 12:3</w:t>
-        </w:r>
-      </w:hyperlink>
+      <w:r>
+        <w:rPr>
+          <w:lang w:val="hi_IN" w:bidi="hi_IN"/>
+        </w:rPr>
+        <w:t>लैव्य 12:3</w:t>
+      </w:r>
       <w:r>
         <w:rPr>
           <w:lang w:val="hi_IN" w:bidi="hi_IN"/>
@@ -467,54 +401,36 @@
         </w:rPr>
         <w:t>परमेश्वर की आशीषें प्राप्त करने के लिए विश्वास आवश्यक था। यह इश्माएल और इसहाक, एसाव और याकूब तथा यूसुफ और उसके भाइयों के बीच मतभेद से प्रकट होता है। गैर-इस्राएली भी इस्राएल की वाचा में सम्मिलित हो सकते थे (</w:t>
       </w:r>
-      <w:hyperlink r:id="rId20">
-        <w:r>
-          <w:rPr>
-            <w:lang w:val="hi_IN" w:bidi="hi_IN"/>
-          </w:rPr>
-          <w:rPr>
-            <w:color w:val="0000EE"/>
-            <w:u w:val="single"/>
-          </w:rPr>
-          <w:t>निर्ग 12:48</w:t>
-        </w:r>
-      </w:hyperlink>
+      <w:r>
+        <w:rPr>
+          <w:lang w:val="hi_IN" w:bidi="hi_IN"/>
+        </w:rPr>
+        <w:t>निर्ग 12:48</w:t>
+      </w:r>
       <w:r>
         <w:rPr>
           <w:lang w:val="hi_IN" w:bidi="hi_IN"/>
         </w:rPr>
         <w:t xml:space="preserve">; तुलना करें </w:t>
       </w:r>
-      <w:hyperlink r:id="rId24">
-        <w:r>
-          <w:rPr>
-            <w:lang w:val="hi_IN" w:bidi="hi_IN"/>
-          </w:rPr>
-          <w:rPr>
-            <w:color w:val="0000EE"/>
-            <w:u w:val="single"/>
-          </w:rPr>
-          <w:t>उत 34:15–24</w:t>
-        </w:r>
-      </w:hyperlink>
+      <w:r>
+        <w:rPr>
+          <w:lang w:val="hi_IN" w:bidi="hi_IN"/>
+        </w:rPr>
+        <w:t>उत 34:15–24</w:t>
+      </w:r>
       <w:r>
         <w:rPr>
           <w:lang w:val="hi_IN" w:bidi="hi_IN"/>
         </w:rPr>
         <w:t xml:space="preserve">)। खतना उनकी आराधना करनेवाले समाज में सम्मिलित होने की पहचान थी (उदाहरण के लिए, </w:t>
       </w:r>
-      <w:hyperlink r:id="rId25">
-        <w:r>
-          <w:rPr>
-            <w:lang w:val="hi_IN" w:bidi="hi_IN"/>
-          </w:rPr>
-          <w:rPr>
-            <w:color w:val="0000EE"/>
-            <w:u w:val="single"/>
-          </w:rPr>
-          <w:t>निर्ग 12:44</w:t>
-        </w:r>
-      </w:hyperlink>
+      <w:r>
+        <w:rPr>
+          <w:lang w:val="hi_IN" w:bidi="hi_IN"/>
+        </w:rPr>
+        <w:t>निर्ग 12:44</w:t>
+      </w:r>
       <w:r>
         <w:rPr>
           <w:lang w:val="hi_IN" w:bidi="hi_IN"/>
@@ -548,18 +464,12 @@
         </w:rPr>
         <w:t>) (</w:t>
       </w:r>
-      <w:hyperlink r:id="rId26">
-        <w:r>
-          <w:rPr>
-            <w:lang w:val="hi_IN" w:bidi="hi_IN"/>
-          </w:rPr>
-          <w:rPr>
-            <w:color w:val="0000EE"/>
-            <w:u w:val="single"/>
-          </w:rPr>
-          <w:t>उत 17:14</w:t>
-        </w:r>
-      </w:hyperlink>
+      <w:r>
+        <w:rPr>
+          <w:lang w:val="hi_IN" w:bidi="hi_IN"/>
+        </w:rPr>
+        <w:t>उत 17:14</w:t>
+      </w:r>
       <w:r>
         <w:rPr>
           <w:lang w:val="hi_IN" w:bidi="hi_IN"/>
@@ -580,162 +490,108 @@
         </w:rPr>
         <w:t>खतना संसार से अलगाव, पवित्रता और वाचा के प्रति विश्वासयोग्यता का प्रतीक है। यह "हृदय के खतना" का एक प्रभावशाली रूपक प्रस्तुत करता है। इसका अर्थ है परमेश्वर के प्रति समर्पित हृदय जो उनके लिए अलग किया गया हो, न कि हठीला और विरोधी (</w:t>
       </w:r>
-      <w:hyperlink r:id="rId27">
-        <w:r>
-          <w:rPr>
-            <w:lang w:val="hi_IN" w:bidi="hi_IN"/>
-          </w:rPr>
-          <w:rPr>
-            <w:color w:val="0000EE"/>
-            <w:u w:val="single"/>
-          </w:rPr>
-          <w:t>लैव्य 26:41</w:t>
-        </w:r>
-      </w:hyperlink>
+      <w:r>
+        <w:rPr>
+          <w:lang w:val="hi_IN" w:bidi="hi_IN"/>
+        </w:rPr>
+        <w:t>लैव्य 26:41</w:t>
+      </w:r>
       <w:r>
         <w:rPr>
           <w:lang w:val="hi_IN" w:bidi="hi_IN"/>
         </w:rPr>
         <w:t xml:space="preserve">; </w:t>
       </w:r>
-      <w:hyperlink r:id="rId28">
-        <w:r>
-          <w:rPr>
-            <w:lang w:val="hi_IN" w:bidi="hi_IN"/>
-          </w:rPr>
-          <w:rPr>
-            <w:color w:val="0000EE"/>
-            <w:u w:val="single"/>
-          </w:rPr>
-          <w:t>व्य.वि. 30:6</w:t>
-        </w:r>
-      </w:hyperlink>
+      <w:r>
+        <w:rPr>
+          <w:lang w:val="hi_IN" w:bidi="hi_IN"/>
+        </w:rPr>
+        <w:t>व्य.वि. 30:6</w:t>
+      </w:r>
       <w:r>
         <w:rPr>
           <w:lang w:val="hi_IN" w:bidi="hi_IN"/>
         </w:rPr>
         <w:t xml:space="preserve">; </w:t>
       </w:r>
-      <w:hyperlink r:id="rId29">
-        <w:r>
-          <w:rPr>
-            <w:lang w:val="hi_IN" w:bidi="hi_IN"/>
-          </w:rPr>
-          <w:rPr>
-            <w:color w:val="0000EE"/>
-            <w:u w:val="single"/>
-          </w:rPr>
-          <w:t>यिर्म 4:4</w:t>
-        </w:r>
-      </w:hyperlink>
+      <w:r>
+        <w:rPr>
+          <w:lang w:val="hi_IN" w:bidi="hi_IN"/>
+        </w:rPr>
+        <w:t>यिर्म 4:4</w:t>
+      </w:r>
       <w:r>
         <w:rPr>
           <w:lang w:val="hi_IN" w:bidi="hi_IN"/>
         </w:rPr>
         <w:t xml:space="preserve">; </w:t>
       </w:r>
-      <w:hyperlink r:id="rId30">
-        <w:r>
-          <w:rPr>
-            <w:lang w:val="hi_IN" w:bidi="hi_IN"/>
-          </w:rPr>
-          <w:rPr>
-            <w:color w:val="0000EE"/>
-            <w:u w:val="single"/>
-          </w:rPr>
-          <w:t>9:26</w:t>
-        </w:r>
-      </w:hyperlink>
+      <w:r>
+        <w:rPr>
+          <w:lang w:val="hi_IN" w:bidi="hi_IN"/>
+        </w:rPr>
+        <w:t>9:26</w:t>
+      </w:r>
       <w:r>
         <w:rPr>
           <w:lang w:val="hi_IN" w:bidi="hi_IN"/>
         </w:rPr>
         <w:t xml:space="preserve">; </w:t>
       </w:r>
-      <w:hyperlink r:id="rId31">
-        <w:r>
-          <w:rPr>
-            <w:lang w:val="hi_IN" w:bidi="hi_IN"/>
-          </w:rPr>
-          <w:rPr>
-            <w:color w:val="0000EE"/>
-            <w:u w:val="single"/>
-          </w:rPr>
-          <w:t>इफि 2:11</w:t>
-        </w:r>
-      </w:hyperlink>
+      <w:r>
+        <w:rPr>
+          <w:lang w:val="hi_IN" w:bidi="hi_IN"/>
+        </w:rPr>
+        <w:t>इफि 2:11</w:t>
+      </w:r>
       <w:r>
         <w:rPr>
           <w:lang w:val="hi_IN" w:bidi="hi_IN"/>
         </w:rPr>
         <w:t xml:space="preserve">)। हृदय का खतना, उद्धार और परमेश्वर के साथ संगति को दर्शाता है (देखें </w:t>
       </w:r>
-      <w:hyperlink r:id="rId32">
-        <w:r>
-          <w:rPr>
-            <w:lang w:val="hi_IN" w:bidi="hi_IN"/>
-          </w:rPr>
-          <w:rPr>
-            <w:color w:val="0000EE"/>
-            <w:u w:val="single"/>
-          </w:rPr>
-          <w:t>यहेज 18:31–32</w:t>
-        </w:r>
-      </w:hyperlink>
+      <w:r>
+        <w:rPr>
+          <w:lang w:val="hi_IN" w:bidi="hi_IN"/>
+        </w:rPr>
+        <w:t>यहेज 18:31–32</w:t>
+      </w:r>
       <w:r>
         <w:rPr>
           <w:lang w:val="hi_IN" w:bidi="hi_IN"/>
         </w:rPr>
         <w:t xml:space="preserve">; </w:t>
       </w:r>
-      <w:hyperlink r:id="rId33">
-        <w:r>
-          <w:rPr>
-            <w:lang w:val="hi_IN" w:bidi="hi_IN"/>
-          </w:rPr>
-          <w:rPr>
-            <w:color w:val="0000EE"/>
-            <w:u w:val="single"/>
-          </w:rPr>
-          <w:t>36:25–27</w:t>
-        </w:r>
-      </w:hyperlink>
+      <w:r>
+        <w:rPr>
+          <w:lang w:val="hi_IN" w:bidi="hi_IN"/>
+        </w:rPr>
+        <w:t>36:25–27</w:t>
+      </w:r>
       <w:r>
         <w:rPr>
           <w:lang w:val="hi_IN" w:bidi="hi_IN"/>
         </w:rPr>
         <w:t xml:space="preserve">; </w:t>
       </w:r>
-      <w:hyperlink r:id="rId34">
-        <w:r>
-          <w:rPr>
-            <w:lang w:val="hi_IN" w:bidi="hi_IN"/>
-          </w:rPr>
-          <w:rPr>
-            <w:color w:val="0000EE"/>
-            <w:u w:val="single"/>
-          </w:rPr>
-          <w:t>रोम 2:28–29</w:t>
-        </w:r>
-      </w:hyperlink>
+      <w:r>
+        <w:rPr>
+          <w:lang w:val="hi_IN" w:bidi="hi_IN"/>
+        </w:rPr>
+        <w:t>रोम 2:28–29</w:t>
+      </w:r>
       <w:r>
         <w:rPr>
           <w:lang w:val="hi_IN" w:bidi="hi_IN"/>
         </w:rPr>
         <w:t xml:space="preserve">; </w:t>
       </w:r>
-      <w:hyperlink r:id="rId35">
-        <w:r>
-          <w:rPr>
-            <w:lang w:val="hi_IN" w:bidi="hi_IN"/>
-          </w:rPr>
-          <w:rPr>
-            <w:color w:val="0000EE"/>
-            <w:u w:val="single"/>
-          </w:rPr>
-          <w:t>4:11</w:t>
-        </w:r>
-      </w:hyperlink>
+      <w:r>
+        <w:rPr>
+          <w:lang w:val="hi_IN" w:bidi="hi_IN"/>
+        </w:rPr>
+        <w:t>4:11</w:t>
+      </w:r>
       <w:r>
         <w:rPr>
           <w:lang w:val="hi_IN" w:bidi="hi_IN"/>
@@ -756,144 +612,96 @@
         </w:rPr>
         <w:t>जब यीशु मसीह ने परमेश्वर की नई वाचा स्थापित की, तब उन्होंने पुरानी वाचा की माँग को पूरी की। अन्यजाति मसीहियों को खतना करवाने की आवश्यकता नहीं है क्योंकि यीशु में विश्वास करने से वे परमेश्वर के लोगों का हिस्सा बन जाते हैं (</w:t>
       </w:r>
-      <w:hyperlink r:id="rId36">
-        <w:r>
-          <w:rPr>
-            <w:lang w:val="hi_IN" w:bidi="hi_IN"/>
-          </w:rPr>
-          <w:rPr>
-            <w:color w:val="0000EE"/>
-            <w:u w:val="single"/>
-          </w:rPr>
-          <w:t>प्रेरि 15:1–29</w:t>
-        </w:r>
-      </w:hyperlink>
+      <w:r>
+        <w:rPr>
+          <w:lang w:val="hi_IN" w:bidi="hi_IN"/>
+        </w:rPr>
+        <w:t>प्रेरि 15:1–29</w:t>
+      </w:r>
       <w:r>
         <w:rPr>
           <w:lang w:val="hi_IN" w:bidi="hi_IN"/>
         </w:rPr>
         <w:t xml:space="preserve">; </w:t>
       </w:r>
-      <w:hyperlink r:id="rId37">
-        <w:r>
-          <w:rPr>
-            <w:lang w:val="hi_IN" w:bidi="hi_IN"/>
-          </w:rPr>
-          <w:rPr>
-            <w:color w:val="0000EE"/>
-            <w:u w:val="single"/>
-          </w:rPr>
-          <w:t>रोम 2:25–29</w:t>
-        </w:r>
-      </w:hyperlink>
+      <w:r>
+        <w:rPr>
+          <w:lang w:val="hi_IN" w:bidi="hi_IN"/>
+        </w:rPr>
+        <w:t>रोम 2:25–29</w:t>
+      </w:r>
       <w:r>
         <w:rPr>
           <w:lang w:val="hi_IN" w:bidi="hi_IN"/>
         </w:rPr>
         <w:t xml:space="preserve">; </w:t>
       </w:r>
-      <w:hyperlink r:id="rId38">
-        <w:r>
-          <w:rPr>
-            <w:lang w:val="hi_IN" w:bidi="hi_IN"/>
-          </w:rPr>
-          <w:rPr>
-            <w:color w:val="0000EE"/>
-            <w:u w:val="single"/>
-          </w:rPr>
-          <w:t>गला 2:1–10</w:t>
-        </w:r>
-      </w:hyperlink>
+      <w:r>
+        <w:rPr>
+          <w:lang w:val="hi_IN" w:bidi="hi_IN"/>
+        </w:rPr>
+        <w:t>गला 2:1–10</w:t>
+      </w:r>
       <w:r>
         <w:rPr>
           <w:lang w:val="hi_IN" w:bidi="hi_IN"/>
         </w:rPr>
         <w:t xml:space="preserve">; </w:t>
       </w:r>
-      <w:hyperlink r:id="rId39">
-        <w:r>
-          <w:rPr>
-            <w:lang w:val="hi_IN" w:bidi="hi_IN"/>
-          </w:rPr>
-          <w:rPr>
-            <w:color w:val="0000EE"/>
-            <w:u w:val="single"/>
-          </w:rPr>
-          <w:t>6:15</w:t>
-        </w:r>
-      </w:hyperlink>
+      <w:r>
+        <w:rPr>
+          <w:lang w:val="hi_IN" w:bidi="hi_IN"/>
+        </w:rPr>
+        <w:t>6:15</w:t>
+      </w:r>
       <w:r>
         <w:rPr>
           <w:lang w:val="hi_IN" w:bidi="hi_IN"/>
         </w:rPr>
         <w:t xml:space="preserve">; </w:t>
       </w:r>
-      <w:hyperlink r:id="rId40">
-        <w:r>
-          <w:rPr>
-            <w:lang w:val="hi_IN" w:bidi="hi_IN"/>
-          </w:rPr>
-          <w:rPr>
-            <w:color w:val="0000EE"/>
-            <w:u w:val="single"/>
-          </w:rPr>
-          <w:t>कुल 2:11–12</w:t>
-        </w:r>
-      </w:hyperlink>
+      <w:r>
+        <w:rPr>
+          <w:lang w:val="hi_IN" w:bidi="hi_IN"/>
+        </w:rPr>
+        <w:t>कुल 2:11–12</w:t>
+      </w:r>
       <w:r>
         <w:rPr>
           <w:lang w:val="hi_IN" w:bidi="hi_IN"/>
         </w:rPr>
         <w:t xml:space="preserve">)। मनुष्य को परमेश्वर और उसकी प्रतिज्ञाओं पर भरोसा करना चाहिए, पापपूर्ण आचरण और सांसारिक प्रथा को त्यागना चाहिए और विश्वास के द्वारा एक नया जीवन जीना चाहिए (देखें </w:t>
       </w:r>
-      <w:hyperlink r:id="rId41">
-        <w:r>
-          <w:rPr>
-            <w:lang w:val="hi_IN" w:bidi="hi_IN"/>
-          </w:rPr>
-          <w:rPr>
-            <w:color w:val="0000EE"/>
-            <w:u w:val="single"/>
-          </w:rPr>
-          <w:t>यिर्म 31:33–34</w:t>
-        </w:r>
-      </w:hyperlink>
+      <w:r>
+        <w:rPr>
+          <w:lang w:val="hi_IN" w:bidi="hi_IN"/>
+        </w:rPr>
+        <w:t>यिर्म 31:33–34</w:t>
+      </w:r>
       <w:r>
         <w:rPr>
           <w:lang w:val="hi_IN" w:bidi="hi_IN"/>
         </w:rPr>
         <w:t xml:space="preserve">; </w:t>
       </w:r>
-      <w:hyperlink r:id="rId42">
-        <w:r>
-          <w:rPr>
-            <w:lang w:val="hi_IN" w:bidi="hi_IN"/>
-          </w:rPr>
-          <w:rPr>
-            <w:color w:val="0000EE"/>
-            <w:u w:val="single"/>
-          </w:rPr>
-          <w:t>रोम 8:1–17</w:t>
-        </w:r>
-      </w:hyperlink>
+      <w:r>
+        <w:rPr>
+          <w:lang w:val="hi_IN" w:bidi="hi_IN"/>
+        </w:rPr>
+        <w:t>रोम 8:1–17</w:t>
+      </w:r>
       <w:r>
         <w:rPr>
           <w:lang w:val="hi_IN" w:bidi="hi_IN"/>
         </w:rPr>
         <w:t xml:space="preserve">; </w:t>
       </w:r>
-      <w:hyperlink r:id="rId43">
-        <w:r>
-          <w:rPr>
-            <w:lang w:val="hi_IN" w:bidi="hi_IN"/>
-          </w:rPr>
-          <w:rPr>
-            <w:color w:val="0000EE"/>
-            <w:u w:val="single"/>
-          </w:rPr>
-          <w:t>गला 5:16–6:10</w:t>
-        </w:r>
-      </w:hyperlink>
+      <w:r>
+        <w:rPr>
+          <w:lang w:val="hi_IN" w:bidi="hi_IN"/>
+        </w:rPr>
+        <w:t>गला 5:16–6:10</w:t>
+      </w:r>
       <w:r>
         <w:rPr>
           <w:lang w:val="hi_IN" w:bidi="hi_IN"/>
@@ -923,414 +731,276 @@
           <w:lang w:val="hi_IN" w:bidi="hi_IN"/>
         </w:rPr>
       </w:r>
-      <w:hyperlink r:id="rId18">
-        <w:r>
-          <w:rPr>
-            <w:lang w:val="hi_IN" w:bidi="hi_IN"/>
-          </w:rPr>
-          <w:rPr>
-            <w:color w:val="0000EE"/>
-            <w:u w:val="single"/>
-          </w:rPr>
-          <w:t>उत्पत्ति 17:9–14</w:t>
-        </w:r>
-      </w:hyperlink>
+      <w:r>
+        <w:rPr>
+          <w:lang w:val="hi_IN" w:bidi="hi_IN"/>
+        </w:rPr>
+        <w:t>उत्पत्ति 17:9–14</w:t>
+      </w:r>
       <w:r>
         <w:rPr>
           <w:lang w:val="hi_IN" w:bidi="hi_IN"/>
         </w:rPr>
         <w:t xml:space="preserve">, </w:t>
       </w:r>
-      <w:hyperlink r:id="rId19">
-        <w:r>
-          <w:rPr>
-            <w:lang w:val="hi_IN" w:bidi="hi_IN"/>
-          </w:rPr>
-          <w:rPr>
-            <w:color w:val="0000EE"/>
-            <w:u w:val="single"/>
-          </w:rPr>
-          <w:t>23–27</w:t>
-        </w:r>
-      </w:hyperlink>
+      <w:r>
+        <w:rPr>
+          <w:lang w:val="hi_IN" w:bidi="hi_IN"/>
+        </w:rPr>
+        <w:t>23–27</w:t>
+      </w:r>
       <w:r>
         <w:rPr>
           <w:lang w:val="hi_IN" w:bidi="hi_IN"/>
         </w:rPr>
         <w:t xml:space="preserve">; </w:t>
       </w:r>
-      <w:hyperlink r:id="rId22">
-        <w:r>
-          <w:rPr>
-            <w:lang w:val="hi_IN" w:bidi="hi_IN"/>
-          </w:rPr>
-          <w:rPr>
-            <w:color w:val="0000EE"/>
-            <w:u w:val="single"/>
-          </w:rPr>
-          <w:t>21:4</w:t>
-        </w:r>
-      </w:hyperlink>
+      <w:r>
+        <w:rPr>
+          <w:lang w:val="hi_IN" w:bidi="hi_IN"/>
+        </w:rPr>
+        <w:t>21:4</w:t>
+      </w:r>
       <w:r>
         <w:rPr>
           <w:lang w:val="hi_IN" w:bidi="hi_IN"/>
         </w:rPr>
         <w:t xml:space="preserve">; </w:t>
       </w:r>
-      <w:hyperlink r:id="rId44">
-        <w:r>
-          <w:rPr>
-            <w:lang w:val="hi_IN" w:bidi="hi_IN"/>
-          </w:rPr>
-          <w:rPr>
-            <w:color w:val="0000EE"/>
-            <w:u w:val="single"/>
-          </w:rPr>
-          <w:t>34:1–26</w:t>
-        </w:r>
-      </w:hyperlink>
+      <w:r>
+        <w:rPr>
+          <w:lang w:val="hi_IN" w:bidi="hi_IN"/>
+        </w:rPr>
+        <w:t>34:1–26</w:t>
+      </w:r>
       <w:r>
         <w:rPr>
           <w:lang w:val="hi_IN" w:bidi="hi_IN"/>
         </w:rPr>
         <w:t xml:space="preserve">; </w:t>
       </w:r>
-      <w:hyperlink r:id="rId45">
-        <w:r>
-          <w:rPr>
-            <w:lang w:val="hi_IN" w:bidi="hi_IN"/>
-          </w:rPr>
-          <w:rPr>
-            <w:color w:val="0000EE"/>
-            <w:u w:val="single"/>
-          </w:rPr>
-          <w:t>निर्गमन 4:24–26</w:t>
-        </w:r>
-      </w:hyperlink>
+      <w:r>
+        <w:rPr>
+          <w:lang w:val="hi_IN" w:bidi="hi_IN"/>
+        </w:rPr>
+        <w:t>निर्गमन 4:24–26</w:t>
+      </w:r>
       <w:r>
         <w:rPr>
           <w:lang w:val="hi_IN" w:bidi="hi_IN"/>
         </w:rPr>
         <w:t xml:space="preserve">; </w:t>
       </w:r>
-      <w:hyperlink r:id="rId20">
-        <w:r>
-          <w:rPr>
-            <w:lang w:val="hi_IN" w:bidi="hi_IN"/>
-          </w:rPr>
-          <w:rPr>
-            <w:color w:val="0000EE"/>
-            <w:u w:val="single"/>
-          </w:rPr>
-          <w:t>12:48</w:t>
-        </w:r>
-      </w:hyperlink>
+      <w:r>
+        <w:rPr>
+          <w:lang w:val="hi_IN" w:bidi="hi_IN"/>
+        </w:rPr>
+        <w:t>12:48</w:t>
+      </w:r>
       <w:r>
         <w:rPr>
           <w:lang w:val="hi_IN" w:bidi="hi_IN"/>
         </w:rPr>
         <w:t xml:space="preserve">; </w:t>
       </w:r>
-      <w:hyperlink r:id="rId23">
-        <w:r>
-          <w:rPr>
-            <w:lang w:val="hi_IN" w:bidi="hi_IN"/>
-          </w:rPr>
-          <w:rPr>
-            <w:color w:val="0000EE"/>
-            <w:u w:val="single"/>
-          </w:rPr>
-          <w:t>लैव्यव्यवस्था 12:3</w:t>
-        </w:r>
-      </w:hyperlink>
+      <w:r>
+        <w:rPr>
+          <w:lang w:val="hi_IN" w:bidi="hi_IN"/>
+        </w:rPr>
+        <w:t>लैव्यव्यवस्था 12:3</w:t>
+      </w:r>
       <w:r>
         <w:rPr>
           <w:lang w:val="hi_IN" w:bidi="hi_IN"/>
         </w:rPr>
         <w:t xml:space="preserve">; </w:t>
       </w:r>
-      <w:hyperlink r:id="rId46">
-        <w:r>
-          <w:rPr>
-            <w:lang w:val="hi_IN" w:bidi="hi_IN"/>
-          </w:rPr>
-          <w:rPr>
-            <w:color w:val="0000EE"/>
-            <w:u w:val="single"/>
-          </w:rPr>
-          <w:t>यहोशू 5:2–8</w:t>
-        </w:r>
-      </w:hyperlink>
+      <w:r>
+        <w:rPr>
+          <w:lang w:val="hi_IN" w:bidi="hi_IN"/>
+        </w:rPr>
+        <w:t>यहोशू 5:2–8</w:t>
+      </w:r>
       <w:r>
         <w:rPr>
           <w:lang w:val="hi_IN" w:bidi="hi_IN"/>
         </w:rPr>
         <w:t xml:space="preserve">; </w:t>
       </w:r>
-      <w:hyperlink r:id="rId13">
-        <w:r>
-          <w:rPr>
-            <w:lang w:val="hi_IN" w:bidi="hi_IN"/>
-          </w:rPr>
-          <w:rPr>
-            <w:color w:val="0000EE"/>
-            <w:u w:val="single"/>
-          </w:rPr>
-          <w:t>यिर्मयाह 9:25–26</w:t>
-        </w:r>
-      </w:hyperlink>
+      <w:r>
+        <w:rPr>
+          <w:lang w:val="hi_IN" w:bidi="hi_IN"/>
+        </w:rPr>
+        <w:t>यिर्मयाह 9:25–26</w:t>
+      </w:r>
       <w:r>
         <w:rPr>
           <w:lang w:val="hi_IN" w:bidi="hi_IN"/>
         </w:rPr>
         <w:t xml:space="preserve">; </w:t>
       </w:r>
-      <w:hyperlink r:id="rId47">
-        <w:r>
-          <w:rPr>
-            <w:lang w:val="hi_IN" w:bidi="hi_IN"/>
-          </w:rPr>
-          <w:rPr>
-            <w:color w:val="0000EE"/>
-            <w:u w:val="single"/>
-          </w:rPr>
-          <w:t>यहेजकेल 44:7–9</w:t>
-        </w:r>
-      </w:hyperlink>
+      <w:r>
+        <w:rPr>
+          <w:lang w:val="hi_IN" w:bidi="hi_IN"/>
+        </w:rPr>
+        <w:t>यहेजकेल 44:7–9</w:t>
+      </w:r>
       <w:r>
         <w:rPr>
           <w:lang w:val="hi_IN" w:bidi="hi_IN"/>
         </w:rPr>
         <w:t xml:space="preserve">; </w:t>
       </w:r>
-      <w:hyperlink r:id="rId48">
-        <w:r>
-          <w:rPr>
-            <w:lang w:val="hi_IN" w:bidi="hi_IN"/>
-          </w:rPr>
-          <w:rPr>
-            <w:color w:val="0000EE"/>
-            <w:u w:val="single"/>
-          </w:rPr>
-          <w:t>लूका 1:59</w:t>
-        </w:r>
-      </w:hyperlink>
+      <w:r>
+        <w:rPr>
+          <w:lang w:val="hi_IN" w:bidi="hi_IN"/>
+        </w:rPr>
+        <w:t>लूका 1:59</w:t>
+      </w:r>
       <w:r>
         <w:rPr>
           <w:lang w:val="hi_IN" w:bidi="hi_IN"/>
         </w:rPr>
         <w:t xml:space="preserve">; </w:t>
       </w:r>
-      <w:hyperlink r:id="rId49">
-        <w:r>
-          <w:rPr>
-            <w:lang w:val="hi_IN" w:bidi="hi_IN"/>
-          </w:rPr>
-          <w:rPr>
-            <w:color w:val="0000EE"/>
-            <w:u w:val="single"/>
-          </w:rPr>
-          <w:t>2:21</w:t>
-        </w:r>
-      </w:hyperlink>
+      <w:r>
+        <w:rPr>
+          <w:lang w:val="hi_IN" w:bidi="hi_IN"/>
+        </w:rPr>
+        <w:t>2:21</w:t>
+      </w:r>
       <w:r>
         <w:rPr>
           <w:lang w:val="hi_IN" w:bidi="hi_IN"/>
         </w:rPr>
         <w:t xml:space="preserve">; </w:t>
       </w:r>
-      <w:hyperlink r:id="rId50">
-        <w:r>
-          <w:rPr>
-            <w:lang w:val="hi_IN" w:bidi="hi_IN"/>
-          </w:rPr>
-          <w:rPr>
-            <w:color w:val="0000EE"/>
-            <w:u w:val="single"/>
-          </w:rPr>
-          <w:t>प्रेरितों के काम 15:1–31</w:t>
-        </w:r>
-      </w:hyperlink>
+      <w:r>
+        <w:rPr>
+          <w:lang w:val="hi_IN" w:bidi="hi_IN"/>
+        </w:rPr>
+        <w:t>प्रेरितों के काम 15:1–31</w:t>
+      </w:r>
       <w:r>
         <w:rPr>
           <w:lang w:val="hi_IN" w:bidi="hi_IN"/>
         </w:rPr>
         <w:t xml:space="preserve">; </w:t>
       </w:r>
-      <w:hyperlink r:id="rId51">
-        <w:r>
-          <w:rPr>
-            <w:lang w:val="hi_IN" w:bidi="hi_IN"/>
-          </w:rPr>
-          <w:rPr>
-            <w:color w:val="0000EE"/>
-            <w:u w:val="single"/>
-          </w:rPr>
-          <w:t>16:1–5</w:t>
-        </w:r>
-      </w:hyperlink>
+      <w:r>
+        <w:rPr>
+          <w:lang w:val="hi_IN" w:bidi="hi_IN"/>
+        </w:rPr>
+        <w:t>16:1–5</w:t>
+      </w:r>
       <w:r>
         <w:rPr>
           <w:lang w:val="hi_IN" w:bidi="hi_IN"/>
         </w:rPr>
         <w:t xml:space="preserve">; </w:t>
       </w:r>
-      <w:hyperlink r:id="rId37">
-        <w:r>
-          <w:rPr>
-            <w:lang w:val="hi_IN" w:bidi="hi_IN"/>
-          </w:rPr>
-          <w:rPr>
-            <w:color w:val="0000EE"/>
-            <w:u w:val="single"/>
-          </w:rPr>
-          <w:t>रोमियों 2:25–29</w:t>
-        </w:r>
-      </w:hyperlink>
+      <w:r>
+        <w:rPr>
+          <w:lang w:val="hi_IN" w:bidi="hi_IN"/>
+        </w:rPr>
+        <w:t>रोमियों 2:25–29</w:t>
+      </w:r>
       <w:r>
         <w:rPr>
           <w:lang w:val="hi_IN" w:bidi="hi_IN"/>
         </w:rPr>
         <w:t xml:space="preserve">; </w:t>
       </w:r>
-      <w:hyperlink r:id="rId52">
-        <w:r>
-          <w:rPr>
-            <w:lang w:val="hi_IN" w:bidi="hi_IN"/>
-          </w:rPr>
-          <w:rPr>
-            <w:color w:val="0000EE"/>
-            <w:u w:val="single"/>
-          </w:rPr>
-          <w:t>1 कुरिन्थियों 7:17–19</w:t>
-        </w:r>
-      </w:hyperlink>
+      <w:r>
+        <w:rPr>
+          <w:lang w:val="hi_IN" w:bidi="hi_IN"/>
+        </w:rPr>
+        <w:t>1 कुरिन्थियों 7:17–19</w:t>
+      </w:r>
       <w:r>
         <w:rPr>
           <w:lang w:val="hi_IN" w:bidi="hi_IN"/>
         </w:rPr>
         <w:t xml:space="preserve">; </w:t>
       </w:r>
-      <w:hyperlink r:id="rId53">
-        <w:r>
-          <w:rPr>
-            <w:lang w:val="hi_IN" w:bidi="hi_IN"/>
-          </w:rPr>
-          <w:rPr>
-            <w:color w:val="0000EE"/>
-            <w:u w:val="single"/>
-          </w:rPr>
-          <w:t>गलातियों 5:1–6</w:t>
-        </w:r>
-      </w:hyperlink>
+      <w:r>
+        <w:rPr>
+          <w:lang w:val="hi_IN" w:bidi="hi_IN"/>
+        </w:rPr>
+        <w:t>गलातियों 5:1–6</w:t>
+      </w:r>
       <w:r>
         <w:rPr>
           <w:lang w:val="hi_IN" w:bidi="hi_IN"/>
         </w:rPr>
         <w:t xml:space="preserve">, </w:t>
       </w:r>
-      <w:hyperlink r:id="rId54">
-        <w:r>
-          <w:rPr>
-            <w:lang w:val="hi_IN" w:bidi="hi_IN"/>
-          </w:rPr>
-          <w:rPr>
-            <w:color w:val="0000EE"/>
-            <w:u w:val="single"/>
-          </w:rPr>
-          <w:t>11–12</w:t>
-        </w:r>
-      </w:hyperlink>
+      <w:r>
+        <w:rPr>
+          <w:lang w:val="hi_IN" w:bidi="hi_IN"/>
+        </w:rPr>
+        <w:t>11–12</w:t>
+      </w:r>
       <w:r>
         <w:rPr>
           <w:lang w:val="hi_IN" w:bidi="hi_IN"/>
         </w:rPr>
         <w:t xml:space="preserve">; </w:t>
       </w:r>
-      <w:hyperlink r:id="rId55">
-        <w:r>
-          <w:rPr>
-            <w:lang w:val="hi_IN" w:bidi="hi_IN"/>
-          </w:rPr>
-          <w:rPr>
-            <w:color w:val="0000EE"/>
-            <w:u w:val="single"/>
-          </w:rPr>
-          <w:t>6:12–16</w:t>
-        </w:r>
-      </w:hyperlink>
+      <w:r>
+        <w:rPr>
+          <w:lang w:val="hi_IN" w:bidi="hi_IN"/>
+        </w:rPr>
+        <w:t>6:12–16</w:t>
+      </w:r>
       <w:r>
         <w:rPr>
           <w:lang w:val="hi_IN" w:bidi="hi_IN"/>
         </w:rPr>
         <w:t xml:space="preserve">; </w:t>
       </w:r>
-      <w:hyperlink r:id="rId56">
-        <w:r>
-          <w:rPr>
-            <w:lang w:val="hi_IN" w:bidi="hi_IN"/>
-          </w:rPr>
-          <w:rPr>
-            <w:color w:val="0000EE"/>
-            <w:u w:val="single"/>
-          </w:rPr>
-          <w:t>इफिसियों 2:11–18</w:t>
-        </w:r>
-      </w:hyperlink>
+      <w:r>
+        <w:rPr>
+          <w:lang w:val="hi_IN" w:bidi="hi_IN"/>
+        </w:rPr>
+        <w:t>इफिसियों 2:11–18</w:t>
+      </w:r>
       <w:r>
         <w:rPr>
           <w:lang w:val="hi_IN" w:bidi="hi_IN"/>
         </w:rPr>
         <w:t xml:space="preserve">; </w:t>
       </w:r>
-      <w:hyperlink r:id="rId57">
-        <w:r>
-          <w:rPr>
-            <w:lang w:val="hi_IN" w:bidi="hi_IN"/>
-          </w:rPr>
-          <w:rPr>
-            <w:color w:val="0000EE"/>
-            <w:u w:val="single"/>
-          </w:rPr>
-          <w:t>फिलिप्पियों 3:2–7</w:t>
-        </w:r>
-      </w:hyperlink>
+      <w:r>
+        <w:rPr>
+          <w:lang w:val="hi_IN" w:bidi="hi_IN"/>
+        </w:rPr>
+        <w:t>फिलिप्पियों 3:2–7</w:t>
+      </w:r>
       <w:r>
         <w:rPr>
           <w:lang w:val="hi_IN" w:bidi="hi_IN"/>
         </w:rPr>
         <w:t xml:space="preserve">; </w:t>
       </w:r>
-      <w:hyperlink r:id="rId58">
-        <w:r>
-          <w:rPr>
-            <w:lang w:val="hi_IN" w:bidi="hi_IN"/>
-          </w:rPr>
-          <w:rPr>
-            <w:color w:val="0000EE"/>
-            <w:u w:val="single"/>
-          </w:rPr>
-          <w:t>कुलुस्सियों 2:11</w:t>
-        </w:r>
-      </w:hyperlink>
+      <w:r>
+        <w:rPr>
+          <w:lang w:val="hi_IN" w:bidi="hi_IN"/>
+        </w:rPr>
+        <w:t>कुलुस्सियों 2:11</w:t>
+      </w:r>
       <w:r>
         <w:rPr>
           <w:lang w:val="hi_IN" w:bidi="hi_IN"/>
         </w:rPr>
         <w:t xml:space="preserve">; </w:t>
       </w:r>
-      <w:hyperlink r:id="rId59">
-        <w:r>
-          <w:rPr>
-            <w:lang w:val="hi_IN" w:bidi="hi_IN"/>
-          </w:rPr>
-          <w:rPr>
-            <w:color w:val="0000EE"/>
-            <w:u w:val="single"/>
-          </w:rPr>
-          <w:t>3:11</w:t>
-        </w:r>
-      </w:hyperlink>
+      <w:r>
+        <w:rPr>
+          <w:lang w:val="hi_IN" w:bidi="hi_IN"/>
+        </w:rPr>
+        <w:t>3:11</w:t>
+      </w:r>
       <w:r>
         <w:rPr>
           <w:lang w:val="hi_IN" w:bidi="hi_IN"/>
